--- a/surgical-instrument-trays/notes_by_part/06_Orthopaedic_Trays.docx
+++ b/surgical-instrument-trays/notes_by_part/06_Orthopaedic_Trays.docx
@@ -153,15 +153,15 @@
       </w:r>
     </w:p>
     <w:p>
-      <w:bookmarkStart w:id="1047" w:name="toc"/>
+      <w:bookmarkStart w:id="1053" w:name="toc"/>
       <w:pPr>
         <w:pStyle w:val="TOCHead"/>
-        <w:spacing w:before="120" w:after="40"/>
+        <w:spacing w:before="80" w:after="40"/>
       </w:pPr>
       <w:r>
         <w:t>Table of Contents</w:t>
       </w:r>
-      <w:bookmarkEnd w:id="1047"/>
+      <w:bookmarkEnd w:id="1053"/>
     </w:p>
     <w:p>
       <w:pPr>
@@ -175,37 +175,1135 @@
     <w:p>
       <w:pPr>
         <w:jc w:val="center"/>
-        <w:spacing w:before="0" w:after="200"/>
+        <w:spacing w:before="0" w:after="180"/>
       </w:pPr>
       <w:r>
         <w:rPr>
           <w:rFonts w:ascii="Calibri" w:hAnsi="Calibri"/>
           <w:i/>
-          <w:color w:val="555555"/>
-          <w:sz w:val="16"/>
+          <w:color w:val="444444"/>
+          <w:sz w:val="17"/>
         </w:rPr>
-        <w:t>To fill in the page numbers: click anywhere in the list below, press Ctrl+A then F9, and choose “Update entire table”.</w:t>
+        <w:t>Page numbers are live fields. To fill them in: press Ctrl+A then F9 (Windows) or Cmd+A then Fn+F9 (Mac). Word will also offer to update them when the file opens.</w:t>
+      </w:r>
+    </w:p>
+    <w:tbl>
+      <w:tblPr>
+        <w:tblW w:type="auto" w:w="0"/>
+        <w:jc w:val="center"/>
+        <w:tblLayout w:type="fixed"/>
+        <w:tblLook w:firstColumn="1" w:firstRow="1" w:lastColumn="0" w:lastRow="0" w:noHBand="0" w:noVBand="1" w:val="04A0"/>
+        <w:tblLayout w:type="fixed"/>
+        <w:tblBorders>
+          <w:top w:val="single" w:sz="12" w:space="0" w:color="000000"/>
+          <w:left w:val="single" w:sz="6" w:space="0" w:color="000000"/>
+          <w:bottom w:val="single" w:sz="12" w:space="0" w:color="000000"/>
+          <w:right w:val="single" w:sz="6" w:space="0" w:color="000000"/>
+          <w:insideH w:val="single" w:sz="4" w:space="0" w:color="BBBBBB"/>
+          <w:insideV w:val="single" w:sz="6" w:space="0" w:color="000000"/>
+        </w:tblBorders>
+      </w:tblPr>
+      <w:tblGrid>
+        <w:gridCol w:w="5400"/>
+        <w:gridCol w:w="5400"/>
+      </w:tblGrid>
+      <w:tr>
+        <w:trPr>
+          <w:tblHeader/>
+          <w:cantSplit/>
+        </w:trPr>
+        <w:tc>
+          <w:tcPr>
+            <w:tcW w:type="dxa" w:w="9666"/>
+            <w:shd w:val="clear" w:color="auto" w:fill="D9D9D9"/>
+            <w:tcMar>
+              <w:top w:w="60" w:type="dxa"/>
+              <w:start w:w="90" w:type="dxa"/>
+              <w:bottom w:w="60" w:type="dxa"/>
+              <w:end w:w="90" w:type="dxa"/>
+            </w:tcMar>
+            <w:tcBorders>
+              <w:bottom w:val="single" w:sz="12" w:space="0" w:color="000000"/>
+            </w:tcBorders>
+          </w:tcPr>
+          <w:p>
+            <w:pPr>
+              <w:pStyle w:val="TabHead"/>
+              <w:jc w:val="left"/>
+            </w:pPr>
+            <w:r>
+              <w:t>Tray / Chapter</w:t>
+            </w:r>
+          </w:p>
+        </w:tc>
+        <w:tc>
+          <w:tcPr>
+            <w:tcW w:type="dxa" w:w="1134"/>
+            <w:shd w:val="clear" w:color="auto" w:fill="D9D9D9"/>
+            <w:tcMar>
+              <w:top w:w="60" w:type="dxa"/>
+              <w:start w:w="90" w:type="dxa"/>
+              <w:bottom w:w="60" w:type="dxa"/>
+              <w:end w:w="90" w:type="dxa"/>
+            </w:tcMar>
+            <w:tcBorders>
+              <w:bottom w:val="single" w:sz="12" w:space="0" w:color="000000"/>
+            </w:tcBorders>
+          </w:tcPr>
+          <w:p>
+            <w:pPr>
+              <w:pStyle w:val="TabHead"/>
+              <w:jc w:val="center"/>
+            </w:pPr>
+            <w:r>
+              <w:t>Page</w:t>
+            </w:r>
+          </w:p>
+        </w:tc>
+      </w:tr>
+      <w:tr>
+        <w:trPr>
+          <w:cantSplit/>
+        </w:trPr>
+        <w:tc>
+          <w:tcPr>
+            <w:tcW w:type="dxa" w:w="9666"/>
+            <w:vAlign w:val="top"/>
+            <w:tcMar>
+              <w:top w:w="42" w:type="dxa"/>
+              <w:start w:w="90" w:type="dxa"/>
+              <w:bottom w:w="42" w:type="dxa"/>
+              <w:end w:w="90" w:type="dxa"/>
+            </w:tcMar>
+            <w:shd w:val="clear" w:color="auto" w:fill="E4E4E4"/>
+          </w:tcPr>
+          <w:p>
+            <w:pPr>
+              <w:pStyle w:val="TabCell"/>
+            </w:pPr>
+            <w:r>
+              <w:rPr>
+                <w:rFonts w:ascii="Calibri" w:hAnsi="Calibri"/>
+                <w:b/>
+                <w:sz w:val="18"/>
+                <w:spacing w:val="12"/>
+              </w:rPr>
+              <w:t>ORTHOPAEDIC TRAYS</w:t>
+            </w:r>
+          </w:p>
+        </w:tc>
+        <w:tc>
+          <w:tcPr>
+            <w:tcW w:type="dxa" w:w="1134"/>
+            <w:vAlign w:val="top"/>
+            <w:tcMar>
+              <w:top w:w="42" w:type="dxa"/>
+              <w:start w:w="90" w:type="dxa"/>
+              <w:bottom w:w="42" w:type="dxa"/>
+              <w:end w:w="90" w:type="dxa"/>
+            </w:tcMar>
+            <w:shd w:val="clear" w:color="auto" w:fill="E4E4E4"/>
+          </w:tcPr>
+          <w:p>
+            <w:pPr>
+              <w:pStyle w:val="TabCell"/>
+              <w:jc w:val="center"/>
+            </w:pPr>
+            <w:r>
+              <w:fldChar w:fldCharType="begin"/>
+            </w:r>
+            <w:r>
+              <w:instrText xml:space="preserve"> PAGEREF part_VI \h </w:instrText>
+            </w:r>
+            <w:r>
+              <w:fldChar w:fldCharType="separate"/>
+            </w:r>
+            <w:r>
+              <w:rPr>
+                <w:rFonts w:ascii="Calibri" w:hAnsi="Calibri"/>
+                <w:b/>
+                <w:sz w:val="19"/>
+              </w:rPr>
+              <w:t>—</w:t>
+            </w:r>
+            <w:r>
+              <w:fldChar w:fldCharType="end"/>
+            </w:r>
+          </w:p>
+        </w:tc>
+      </w:tr>
+      <w:tr>
+        <w:trPr>
+          <w:cantSplit/>
+        </w:trPr>
+        <w:tc>
+          <w:tcPr>
+            <w:tcW w:type="dxa" w:w="9666"/>
+            <w:vAlign w:val="top"/>
+            <w:tcMar>
+              <w:top w:w="42" w:type="dxa"/>
+              <w:start w:w="90" w:type="dxa"/>
+              <w:bottom w:w="42" w:type="dxa"/>
+              <w:end w:w="90" w:type="dxa"/>
+            </w:tcMar>
+          </w:tcPr>
+          <w:p>
+            <w:pPr>
+              <w:pStyle w:val="TabCell"/>
+              <w:ind w:start="238"/>
+            </w:pPr>
+            <w:r>
+              <w:rPr>
+                <w:sz w:val="19"/>
+              </w:rPr>
+              <w:t>6.1   Basic Orthopaedic Procedures Tray</w:t>
+            </w:r>
+          </w:p>
+        </w:tc>
+        <w:tc>
+          <w:tcPr>
+            <w:tcW w:type="dxa" w:w="1134"/>
+            <w:vAlign w:val="top"/>
+            <w:tcMar>
+              <w:top w:w="42" w:type="dxa"/>
+              <w:start w:w="90" w:type="dxa"/>
+              <w:bottom w:w="42" w:type="dxa"/>
+              <w:end w:w="90" w:type="dxa"/>
+            </w:tcMar>
+          </w:tcPr>
+          <w:p>
+            <w:pPr>
+              <w:pStyle w:val="TabCell"/>
+              <w:jc w:val="center"/>
+            </w:pPr>
+            <w:r>
+              <w:fldChar w:fldCharType="begin"/>
+            </w:r>
+            <w:r>
+              <w:instrText xml:space="preserve"> PAGEREF tray_6_1 \h </w:instrText>
+            </w:r>
+            <w:r>
+              <w:fldChar w:fldCharType="separate"/>
+            </w:r>
+            <w:r>
+              <w:rPr>
+                <w:rFonts w:ascii="Calibri" w:hAnsi="Calibri"/>
+                <w:sz w:val="19"/>
+              </w:rPr>
+              <w:t>—</w:t>
+            </w:r>
+            <w:r>
+              <w:fldChar w:fldCharType="end"/>
+            </w:r>
+          </w:p>
+        </w:tc>
+      </w:tr>
+      <w:tr>
+        <w:trPr>
+          <w:cantSplit/>
+        </w:trPr>
+        <w:tc>
+          <w:tcPr>
+            <w:tcW w:type="dxa" w:w="9666"/>
+            <w:vAlign w:val="top"/>
+            <w:tcMar>
+              <w:top w:w="42" w:type="dxa"/>
+              <w:start w:w="90" w:type="dxa"/>
+              <w:bottom w:w="42" w:type="dxa"/>
+              <w:end w:w="90" w:type="dxa"/>
+            </w:tcMar>
+          </w:tcPr>
+          <w:p>
+            <w:pPr>
+              <w:pStyle w:val="TabCell"/>
+              <w:ind w:start="238"/>
+            </w:pPr>
+            <w:r>
+              <w:rPr>
+                <w:sz w:val="19"/>
+              </w:rPr>
+              <w:t>6.2   Minor Orthopaedic Procedures Tray</w:t>
+            </w:r>
+          </w:p>
+        </w:tc>
+        <w:tc>
+          <w:tcPr>
+            <w:tcW w:type="dxa" w:w="1134"/>
+            <w:vAlign w:val="top"/>
+            <w:tcMar>
+              <w:top w:w="42" w:type="dxa"/>
+              <w:start w:w="90" w:type="dxa"/>
+              <w:bottom w:w="42" w:type="dxa"/>
+              <w:end w:w="90" w:type="dxa"/>
+            </w:tcMar>
+          </w:tcPr>
+          <w:p>
+            <w:pPr>
+              <w:pStyle w:val="TabCell"/>
+              <w:jc w:val="center"/>
+            </w:pPr>
+            <w:r>
+              <w:fldChar w:fldCharType="begin"/>
+            </w:r>
+            <w:r>
+              <w:instrText xml:space="preserve"> PAGEREF tray_6_2 \h </w:instrText>
+            </w:r>
+            <w:r>
+              <w:fldChar w:fldCharType="separate"/>
+            </w:r>
+            <w:r>
+              <w:rPr>
+                <w:rFonts w:ascii="Calibri" w:hAnsi="Calibri"/>
+                <w:sz w:val="19"/>
+              </w:rPr>
+              <w:t>—</w:t>
+            </w:r>
+            <w:r>
+              <w:fldChar w:fldCharType="end"/>
+            </w:r>
+          </w:p>
+        </w:tc>
+      </w:tr>
+      <w:tr>
+        <w:trPr>
+          <w:cantSplit/>
+        </w:trPr>
+        <w:tc>
+          <w:tcPr>
+            <w:tcW w:type="dxa" w:w="9666"/>
+            <w:vAlign w:val="top"/>
+            <w:tcMar>
+              <w:top w:w="42" w:type="dxa"/>
+              <w:start w:w="90" w:type="dxa"/>
+              <w:bottom w:w="42" w:type="dxa"/>
+              <w:end w:w="90" w:type="dxa"/>
+            </w:tcMar>
+          </w:tcPr>
+          <w:p>
+            <w:pPr>
+              <w:pStyle w:val="TabCell"/>
+              <w:ind w:start="238"/>
+            </w:pPr>
+            <w:r>
+              <w:rPr>
+                <w:sz w:val="19"/>
+              </w:rPr>
+              <w:t>6.3   Hip Replacement Tray</w:t>
+            </w:r>
+          </w:p>
+        </w:tc>
+        <w:tc>
+          <w:tcPr>
+            <w:tcW w:type="dxa" w:w="1134"/>
+            <w:vAlign w:val="top"/>
+            <w:tcMar>
+              <w:top w:w="42" w:type="dxa"/>
+              <w:start w:w="90" w:type="dxa"/>
+              <w:bottom w:w="42" w:type="dxa"/>
+              <w:end w:w="90" w:type="dxa"/>
+            </w:tcMar>
+          </w:tcPr>
+          <w:p>
+            <w:pPr>
+              <w:pStyle w:val="TabCell"/>
+              <w:jc w:val="center"/>
+            </w:pPr>
+            <w:r>
+              <w:fldChar w:fldCharType="begin"/>
+            </w:r>
+            <w:r>
+              <w:instrText xml:space="preserve"> PAGEREF tray_6_3 \h </w:instrText>
+            </w:r>
+            <w:r>
+              <w:fldChar w:fldCharType="separate"/>
+            </w:r>
+            <w:r>
+              <w:rPr>
+                <w:rFonts w:ascii="Calibri" w:hAnsi="Calibri"/>
+                <w:sz w:val="19"/>
+              </w:rPr>
+              <w:t>—</w:t>
+            </w:r>
+            <w:r>
+              <w:fldChar w:fldCharType="end"/>
+            </w:r>
+          </w:p>
+        </w:tc>
+      </w:tr>
+      <w:tr>
+        <w:trPr>
+          <w:cantSplit/>
+        </w:trPr>
+        <w:tc>
+          <w:tcPr>
+            <w:tcW w:type="dxa" w:w="9666"/>
+            <w:vAlign w:val="top"/>
+            <w:tcMar>
+              <w:top w:w="42" w:type="dxa"/>
+              <w:start w:w="90" w:type="dxa"/>
+              <w:bottom w:w="42" w:type="dxa"/>
+              <w:end w:w="90" w:type="dxa"/>
+            </w:tcMar>
+          </w:tcPr>
+          <w:p>
+            <w:pPr>
+              <w:pStyle w:val="TabCell"/>
+              <w:ind w:start="238"/>
+            </w:pPr>
+            <w:r>
+              <w:rPr>
+                <w:sz w:val="19"/>
+              </w:rPr>
+              <w:t>6.4   Knee or Ankle Arthroscopy Tray</w:t>
+            </w:r>
+          </w:p>
+        </w:tc>
+        <w:tc>
+          <w:tcPr>
+            <w:tcW w:type="dxa" w:w="1134"/>
+            <w:vAlign w:val="top"/>
+            <w:tcMar>
+              <w:top w:w="42" w:type="dxa"/>
+              <w:start w:w="90" w:type="dxa"/>
+              <w:bottom w:w="42" w:type="dxa"/>
+              <w:end w:w="90" w:type="dxa"/>
+            </w:tcMar>
+          </w:tcPr>
+          <w:p>
+            <w:pPr>
+              <w:pStyle w:val="TabCell"/>
+              <w:jc w:val="center"/>
+            </w:pPr>
+            <w:r>
+              <w:fldChar w:fldCharType="begin"/>
+            </w:r>
+            <w:r>
+              <w:instrText xml:space="preserve"> PAGEREF tray_6_4 \h </w:instrText>
+            </w:r>
+            <w:r>
+              <w:fldChar w:fldCharType="separate"/>
+            </w:r>
+            <w:r>
+              <w:rPr>
+                <w:rFonts w:ascii="Calibri" w:hAnsi="Calibri"/>
+                <w:sz w:val="19"/>
+              </w:rPr>
+              <w:t>—</w:t>
+            </w:r>
+            <w:r>
+              <w:fldChar w:fldCharType="end"/>
+            </w:r>
+          </w:p>
+        </w:tc>
+      </w:tr>
+    </w:tbl>
+    <w:p>
+      <w:pPr>
+        <w:spacing w:before="0" w:after="120" w:line="240" w:lineRule="auto"/>
+      </w:pPr>
+    </w:p>
+    <w:p>
+      <w:r>
+        <w:br w:type="page"/>
       </w:r>
     </w:p>
     <w:p>
+      <w:bookmarkStart w:id="1054" w:name="how_to_read"/>
       <w:pPr>
-        <w:spacing w:before="0" w:after="0"/>
+        <w:pStyle w:val="TOCHead"/>
+        <w:spacing w:before="80" w:after="40"/>
       </w:pPr>
       <w:r>
-        <w:fldChar w:fldCharType="begin"/>
+        <w:t>How to Read These Notes</w:t>
+      </w:r>
+      <w:bookmarkEnd w:id="1054"/>
+    </w:p>
+    <w:p>
+      <w:pPr>
+        <w:jc w:val="center"/>
+        <w:spacing w:before="0" w:after="160" w:line="240" w:lineRule="auto"/>
+        <w:pBdr>
+          <w:bottom w:val="single" w:sz="18" w:space="1" w:color="000000"/>
+        </w:pBdr>
+      </w:pPr>
+    </w:p>
+    <w:p>
+      <w:pPr>
+        <w:pStyle w:val="TrayLead"/>
+        <w:spacing w:before="0" w:after="160"/>
+      </w:pPr>
+      <w:r>
+        <w:t xml:space="preserve">Every tray chapter is built to the same pattern, so you can find the same kind of information in the same place each time. Read the </w:t>
       </w:r>
       <w:r>
-        <w:instrText xml:space="preserve"> TOC \o "1-2" \h \z \u </w:instrText>
+        <w:rPr>
+          <w:i/>
+        </w:rPr>
+        <w:t>lead paragraph</w:t>
       </w:r>
       <w:r>
-        <w:fldChar w:fldCharType="separate"/>
+        <w:t xml:space="preserve"> and the </w:t>
       </w:r>
       <w:r>
-        <w:t>Right-click here and choose “Update Field”, or press Ctrl+A then F9, to build the Table of Contents with page numbers.</w:t>
+        <w:rPr>
+          <w:i/>
+        </w:rPr>
+        <w:t>figure</w:t>
       </w:r>
       <w:r>
-        <w:fldChar w:fldCharType="end"/>
+        <w:t xml:space="preserve"> first to fix the idea, then work through the contents table.</w:t>
       </w:r>
+    </w:p>
+    <w:tbl>
+      <w:tblPr>
+        <w:tblW w:type="auto" w:w="0"/>
+        <w:jc w:val="center"/>
+        <w:tblLayout w:type="fixed"/>
+        <w:tblLook w:firstColumn="1" w:firstRow="1" w:lastColumn="0" w:lastRow="0" w:noHBand="0" w:noVBand="1" w:val="04A0"/>
+        <w:tblLayout w:type="fixed"/>
+        <w:tblBorders>
+          <w:top w:val="single" w:sz="12" w:space="0" w:color="000000"/>
+          <w:bottom w:val="single" w:sz="12" w:space="0" w:color="000000"/>
+          <w:insideH w:val="single" w:sz="4" w:space="0" w:color="BBBBBB"/>
+        </w:tblBorders>
+      </w:tblPr>
+      <w:tblGrid>
+        <w:gridCol w:w="5400"/>
+        <w:gridCol w:w="5400"/>
+      </w:tblGrid>
+      <w:tr>
+        <w:tc>
+          <w:tcPr>
+            <w:tcW w:type="dxa" w:w="2835"/>
+            <w:vAlign w:val="top"/>
+            <w:tcMar>
+              <w:top w:w="70" w:type="dxa"/>
+              <w:start w:w="0" w:type="dxa"/>
+              <w:bottom w:w="70" w:type="dxa"/>
+              <w:end w:w="110" w:type="dxa"/>
+            </w:tcMar>
+          </w:tcPr>
+          <w:p>
+            <w:pPr>
+              <w:pStyle w:val="TabHead"/>
+            </w:pPr>
+            <w:r>
+              <w:rPr>
+                <w:sz w:val="19"/>
+              </w:rPr>
+              <w:t>Lead paragraph</w:t>
+            </w:r>
+          </w:p>
+        </w:tc>
+        <w:tc>
+          <w:tcPr>
+            <w:tcW w:type="dxa" w:w="7965"/>
+            <w:vAlign w:val="top"/>
+            <w:tcMar>
+              <w:top w:w="70" w:type="dxa"/>
+              <w:start w:w="0" w:type="dxa"/>
+              <w:bottom w:w="70" w:type="dxa"/>
+              <w:end w:w="110" w:type="dxa"/>
+            </w:tcMar>
+          </w:tcPr>
+          <w:p>
+            <w:pPr>
+              <w:pStyle w:val="TabCell"/>
+            </w:pPr>
+            <w:r>
+              <w:rPr>
+                <w:sz w:val="19"/>
+              </w:rPr>
+              <w:t>What the tray is for and the single idea that shapes it. If you remember nothing else from a chapter, remember this.</w:t>
+            </w:r>
+          </w:p>
+        </w:tc>
+      </w:tr>
+      <w:tr>
+        <w:tc>
+          <w:tcPr>
+            <w:tcW w:type="dxa" w:w="2835"/>
+            <w:vAlign w:val="top"/>
+            <w:tcMar>
+              <w:top w:w="70" w:type="dxa"/>
+              <w:start w:w="0" w:type="dxa"/>
+              <w:bottom w:w="70" w:type="dxa"/>
+              <w:end w:w="110" w:type="dxa"/>
+            </w:tcMar>
+          </w:tcPr>
+          <w:p>
+            <w:pPr>
+              <w:pStyle w:val="TabHead"/>
+            </w:pPr>
+            <w:r>
+              <w:rPr>
+                <w:sz w:val="19"/>
+              </w:rPr>
+              <w:t>Used for / includes</w:t>
+            </w:r>
+          </w:p>
+        </w:tc>
+        <w:tc>
+          <w:tcPr>
+            <w:tcW w:type="dxa" w:w="7965"/>
+            <w:vAlign w:val="top"/>
+            <w:tcMar>
+              <w:top w:w="70" w:type="dxa"/>
+              <w:start w:w="0" w:type="dxa"/>
+              <w:bottom w:w="70" w:type="dxa"/>
+              <w:end w:w="110" w:type="dxa"/>
+            </w:tcMar>
+          </w:tcPr>
+          <w:p>
+            <w:pPr>
+              <w:pStyle w:val="TabCell"/>
+            </w:pPr>
+            <w:r>
+              <w:rPr>
+                <w:sz w:val="19"/>
+              </w:rPr>
+              <w:t>The procedures the tray serves — useful for 'name three indications' questions.</w:t>
+            </w:r>
+          </w:p>
+        </w:tc>
+      </w:tr>
+      <w:tr>
+        <w:tc>
+          <w:tcPr>
+            <w:tcW w:type="dxa" w:w="2835"/>
+            <w:vAlign w:val="top"/>
+            <w:tcMar>
+              <w:top w:w="70" w:type="dxa"/>
+              <w:start w:w="0" w:type="dxa"/>
+              <w:bottom w:w="70" w:type="dxa"/>
+              <w:end w:w="110" w:type="dxa"/>
+            </w:tcMar>
+          </w:tcPr>
+          <w:p>
+            <w:pPr>
+              <w:pStyle w:val="TabHead"/>
+            </w:pPr>
+            <w:r>
+              <w:rPr>
+                <w:sz w:val="19"/>
+              </w:rPr>
+              <w:t>Figure</w:t>
+            </w:r>
+          </w:p>
+        </w:tc>
+        <w:tc>
+          <w:tcPr>
+            <w:tcW w:type="dxa" w:w="7965"/>
+            <w:vAlign w:val="top"/>
+            <w:tcMar>
+              <w:top w:w="70" w:type="dxa"/>
+              <w:start w:w="0" w:type="dxa"/>
+              <w:bottom w:w="70" w:type="dxa"/>
+              <w:end w:w="110" w:type="dxa"/>
+            </w:tcMar>
+          </w:tcPr>
+          <w:p>
+            <w:pPr>
+              <w:pStyle w:val="TabCell"/>
+            </w:pPr>
+            <w:r>
+              <w:rPr>
+                <w:sz w:val="19"/>
+              </w:rPr>
+              <w:t xml:space="preserve">An original line diagram of the tray's </w:t>
+            </w:r>
+            <w:r>
+              <w:rPr>
+                <w:b/>
+                <w:sz w:val="19"/>
+              </w:rPr>
+              <w:t>signature instruments</w:t>
+            </w:r>
+            <w:r>
+              <w:rPr>
+                <w:sz w:val="19"/>
+              </w:rPr>
+              <w:t xml:space="preserve"> — the items that identify it. Diagrams are schematic: they show the identifying feature (jaw pattern, bevel direction, footplate, curve) rather than a photographic likeness.</w:t>
+            </w:r>
+          </w:p>
+        </w:tc>
+      </w:tr>
+      <w:tr>
+        <w:tc>
+          <w:tcPr>
+            <w:tcW w:type="dxa" w:w="2835"/>
+            <w:vAlign w:val="top"/>
+            <w:tcMar>
+              <w:top w:w="70" w:type="dxa"/>
+              <w:start w:w="0" w:type="dxa"/>
+              <w:bottom w:w="70" w:type="dxa"/>
+              <w:end w:w="110" w:type="dxa"/>
+            </w:tcMar>
+          </w:tcPr>
+          <w:p>
+            <w:pPr>
+              <w:pStyle w:val="TabHead"/>
+            </w:pPr>
+            <w:r>
+              <w:rPr>
+                <w:sz w:val="19"/>
+              </w:rPr>
+              <w:t>Callout box</w:t>
+            </w:r>
+          </w:p>
+        </w:tc>
+        <w:tc>
+          <w:tcPr>
+            <w:tcW w:type="dxa" w:w="7965"/>
+            <w:vAlign w:val="top"/>
+            <w:tcMar>
+              <w:top w:w="70" w:type="dxa"/>
+              <w:start w:w="0" w:type="dxa"/>
+              <w:bottom w:w="70" w:type="dxa"/>
+              <w:end w:w="110" w:type="dxa"/>
+            </w:tcMar>
+          </w:tcPr>
+          <w:p>
+            <w:pPr>
+              <w:pStyle w:val="TabCell"/>
+            </w:pPr>
+            <w:r>
+              <w:rPr>
+                <w:sz w:val="19"/>
+              </w:rPr>
+              <w:t>The one concept, distinction or safety rule that examiners return to for that tray.</w:t>
+            </w:r>
+          </w:p>
+        </w:tc>
+      </w:tr>
+      <w:tr>
+        <w:tc>
+          <w:tcPr>
+            <w:tcW w:type="dxa" w:w="2835"/>
+            <w:vAlign w:val="top"/>
+            <w:tcMar>
+              <w:top w:w="70" w:type="dxa"/>
+              <w:start w:w="0" w:type="dxa"/>
+              <w:bottom w:w="70" w:type="dxa"/>
+              <w:end w:w="110" w:type="dxa"/>
+            </w:tcMar>
+          </w:tcPr>
+          <w:p>
+            <w:pPr>
+              <w:pStyle w:val="TabHead"/>
+            </w:pPr>
+            <w:r>
+              <w:rPr>
+                <w:sz w:val="19"/>
+              </w:rPr>
+              <w:t>Contents of the tray</w:t>
+            </w:r>
+          </w:p>
+        </w:tc>
+        <w:tc>
+          <w:tcPr>
+            <w:tcW w:type="dxa" w:w="7965"/>
+            <w:vAlign w:val="top"/>
+            <w:tcMar>
+              <w:top w:w="70" w:type="dxa"/>
+              <w:start w:w="0" w:type="dxa"/>
+              <w:bottom w:w="70" w:type="dxa"/>
+              <w:end w:w="110" w:type="dxa"/>
+            </w:tcMar>
+          </w:tcPr>
+          <w:p>
+            <w:pPr>
+              <w:pStyle w:val="TabCell"/>
+            </w:pPr>
+            <w:r>
+              <w:rPr>
+                <w:sz w:val="19"/>
+              </w:rPr>
+              <w:t xml:space="preserve">The full instrument list, grouped by </w:t>
+            </w:r>
+            <w:r>
+              <w:rPr>
+                <w:b/>
+                <w:sz w:val="19"/>
+              </w:rPr>
+              <w:t>function</w:t>
+            </w:r>
+            <w:r>
+              <w:rPr>
+                <w:sz w:val="19"/>
+              </w:rPr>
+              <w:t xml:space="preserve"> — cutting, grasping, clamping, retracting, suturing, suctioning — with quantities and the reason each item is present. Answer 'enumerate the contents' questions using these groups as headings.</w:t>
+            </w:r>
+          </w:p>
+        </w:tc>
+      </w:tr>
+      <w:tr>
+        <w:tc>
+          <w:tcPr>
+            <w:tcW w:type="dxa" w:w="2835"/>
+            <w:vAlign w:val="top"/>
+            <w:tcMar>
+              <w:top w:w="70" w:type="dxa"/>
+              <w:start w:w="0" w:type="dxa"/>
+              <w:bottom w:w="70" w:type="dxa"/>
+              <w:end w:w="110" w:type="dxa"/>
+            </w:tcMar>
+          </w:tcPr>
+          <w:p>
+            <w:pPr>
+              <w:pStyle w:val="TabHead"/>
+            </w:pPr>
+            <w:r>
+              <w:rPr>
+                <w:sz w:val="19"/>
+              </w:rPr>
+              <w:t>Additional supplies</w:t>
+            </w:r>
+          </w:p>
+        </w:tc>
+        <w:tc>
+          <w:tcPr>
+            <w:tcW w:type="dxa" w:w="7965"/>
+            <w:vAlign w:val="top"/>
+            <w:tcMar>
+              <w:top w:w="70" w:type="dxa"/>
+              <w:start w:w="0" w:type="dxa"/>
+              <w:bottom w:w="70" w:type="dxa"/>
+              <w:end w:w="110" w:type="dxa"/>
+            </w:tcMar>
+          </w:tcPr>
+          <w:p>
+            <w:pPr>
+              <w:pStyle w:val="TabCell"/>
+            </w:pPr>
+            <w:r>
+              <w:rPr>
+                <w:sz w:val="19"/>
+              </w:rPr>
+              <w:t>Position, draping, structures at risk and procedure-specific notes.</w:t>
+            </w:r>
+          </w:p>
+        </w:tc>
+      </w:tr>
+      <w:tr>
+        <w:tc>
+          <w:tcPr>
+            <w:tcW w:type="dxa" w:w="2835"/>
+            <w:vAlign w:val="top"/>
+            <w:tcMar>
+              <w:top w:w="70" w:type="dxa"/>
+              <w:start w:w="0" w:type="dxa"/>
+              <w:bottom w:w="70" w:type="dxa"/>
+              <w:end w:w="110" w:type="dxa"/>
+            </w:tcMar>
+          </w:tcPr>
+          <w:p>
+            <w:pPr>
+              <w:pStyle w:val="TabHead"/>
+            </w:pPr>
+            <w:r>
+              <w:rPr>
+                <w:sz w:val="19"/>
+              </w:rPr>
+              <w:t>Comparison table</w:t>
+            </w:r>
+          </w:p>
+        </w:tc>
+        <w:tc>
+          <w:tcPr>
+            <w:tcW w:type="dxa" w:w="7965"/>
+            <w:vAlign w:val="top"/>
+            <w:tcMar>
+              <w:top w:w="70" w:type="dxa"/>
+              <w:start w:w="0" w:type="dxa"/>
+              <w:bottom w:w="70" w:type="dxa"/>
+              <w:end w:w="110" w:type="dxa"/>
+            </w:tcMar>
+          </w:tcPr>
+          <w:p>
+            <w:pPr>
+              <w:pStyle w:val="TabCell"/>
+            </w:pPr>
+            <w:r>
+              <w:rPr>
+                <w:sz w:val="19"/>
+              </w:rPr>
+              <w:t>Where two trays or two instruments are easily confused, they are set side by side.</w:t>
+            </w:r>
+          </w:p>
+        </w:tc>
+      </w:tr>
+      <w:tr>
+        <w:tc>
+          <w:tcPr>
+            <w:tcW w:type="dxa" w:w="2835"/>
+            <w:vAlign w:val="top"/>
+            <w:tcMar>
+              <w:top w:w="70" w:type="dxa"/>
+              <w:start w:w="0" w:type="dxa"/>
+              <w:bottom w:w="70" w:type="dxa"/>
+              <w:end w:w="110" w:type="dxa"/>
+            </w:tcMar>
+          </w:tcPr>
+          <w:p>
+            <w:pPr>
+              <w:pStyle w:val="TabHead"/>
+            </w:pPr>
+            <w:r>
+              <w:rPr>
+                <w:sz w:val="19"/>
+              </w:rPr>
+              <w:t>Examination pointers</w:t>
+            </w:r>
+          </w:p>
+        </w:tc>
+        <w:tc>
+          <w:tcPr>
+            <w:tcW w:type="dxa" w:w="7965"/>
+            <w:vAlign w:val="top"/>
+            <w:tcMar>
+              <w:top w:w="70" w:type="dxa"/>
+              <w:start w:w="0" w:type="dxa"/>
+              <w:bottom w:w="70" w:type="dxa"/>
+              <w:end w:w="110" w:type="dxa"/>
+            </w:tcMar>
+          </w:tcPr>
+          <w:p>
+            <w:pPr>
+              <w:pStyle w:val="TabCell"/>
+            </w:pPr>
+            <w:r>
+              <w:rPr>
+                <w:sz w:val="19"/>
+              </w:rPr>
+              <w:t>The specific facts most often awarded marks — learn these last, as revision.</w:t>
+            </w:r>
+          </w:p>
+        </w:tc>
+      </w:tr>
+      <w:tr>
+        <w:tc>
+          <w:tcPr>
+            <w:tcW w:type="dxa" w:w="2835"/>
+            <w:vAlign w:val="top"/>
+            <w:tcMar>
+              <w:top w:w="70" w:type="dxa"/>
+              <w:start w:w="0" w:type="dxa"/>
+              <w:bottom w:w="70" w:type="dxa"/>
+              <w:end w:w="110" w:type="dxa"/>
+            </w:tcMar>
+          </w:tcPr>
+          <w:p>
+            <w:pPr>
+              <w:pStyle w:val="TabHead"/>
+            </w:pPr>
+            <w:r>
+              <w:rPr>
+                <w:sz w:val="19"/>
+              </w:rPr>
+              <w:t>Common mistakes</w:t>
+            </w:r>
+          </w:p>
+        </w:tc>
+        <w:tc>
+          <w:tcPr>
+            <w:tcW w:type="dxa" w:w="7965"/>
+            <w:vAlign w:val="top"/>
+            <w:tcMar>
+              <w:top w:w="70" w:type="dxa"/>
+              <w:start w:w="0" w:type="dxa"/>
+              <w:bottom w:w="70" w:type="dxa"/>
+              <w:end w:w="110" w:type="dxa"/>
+            </w:tcMar>
+          </w:tcPr>
+          <w:p>
+            <w:pPr>
+              <w:pStyle w:val="TabCell"/>
+            </w:pPr>
+            <w:r>
+              <w:rPr>
+                <w:sz w:val="19"/>
+              </w:rPr>
+              <w:t>Errors that lose marks, marked with ✗.</w:t>
+            </w:r>
+          </w:p>
+        </w:tc>
+      </w:tr>
+      <w:tr>
+        <w:tc>
+          <w:tcPr>
+            <w:tcW w:type="dxa" w:w="2835"/>
+            <w:vAlign w:val="top"/>
+            <w:tcMar>
+              <w:top w:w="70" w:type="dxa"/>
+              <w:start w:w="0" w:type="dxa"/>
+              <w:bottom w:w="70" w:type="dxa"/>
+              <w:end w:w="110" w:type="dxa"/>
+            </w:tcMar>
+          </w:tcPr>
+          <w:p>
+            <w:pPr>
+              <w:pStyle w:val="TabHead"/>
+            </w:pPr>
+            <w:r>
+              <w:rPr>
+                <w:sz w:val="19"/>
+              </w:rPr>
+              <w:t>Likely examination questions</w:t>
+            </w:r>
+          </w:p>
+        </w:tc>
+        <w:tc>
+          <w:tcPr>
+            <w:tcW w:type="dxa" w:w="7965"/>
+            <w:vAlign w:val="top"/>
+            <w:tcMar>
+              <w:top w:w="70" w:type="dxa"/>
+              <w:start w:w="0" w:type="dxa"/>
+              <w:bottom w:w="70" w:type="dxa"/>
+              <w:end w:w="110" w:type="dxa"/>
+            </w:tcMar>
+          </w:tcPr>
+          <w:p>
+            <w:pPr>
+              <w:pStyle w:val="TabCell"/>
+            </w:pPr>
+            <w:r>
+              <w:rPr>
+                <w:sz w:val="19"/>
+              </w:rPr>
+              <w:t>Questions with model answers written at the length an examiner expects.</w:t>
+            </w:r>
+          </w:p>
+        </w:tc>
+      </w:tr>
+      <w:tr>
+        <w:tc>
+          <w:tcPr>
+            <w:tcW w:type="dxa" w:w="2835"/>
+            <w:vAlign w:val="top"/>
+            <w:tcMar>
+              <w:top w:w="70" w:type="dxa"/>
+              <w:start w:w="0" w:type="dxa"/>
+              <w:bottom w:w="70" w:type="dxa"/>
+              <w:end w:w="110" w:type="dxa"/>
+            </w:tcMar>
+          </w:tcPr>
+          <w:p>
+            <w:pPr>
+              <w:pStyle w:val="TabHead"/>
+            </w:pPr>
+            <w:r>
+              <w:rPr>
+                <w:sz w:val="19"/>
+              </w:rPr>
+              <w:t>A note on quantities</w:t>
+            </w:r>
+          </w:p>
+        </w:tc>
+        <w:tc>
+          <w:tcPr>
+            <w:tcW w:type="dxa" w:w="7965"/>
+            <w:vAlign w:val="top"/>
+            <w:tcMar>
+              <w:top w:w="70" w:type="dxa"/>
+              <w:start w:w="0" w:type="dxa"/>
+              <w:bottom w:w="70" w:type="dxa"/>
+              <w:end w:w="110" w:type="dxa"/>
+            </w:tcMar>
+          </w:tcPr>
+          <w:p>
+            <w:pPr>
+              <w:pStyle w:val="TabCell"/>
+            </w:pPr>
+            <w:r>
+              <w:rPr>
+                <w:sz w:val="19"/>
+              </w:rPr>
+              <w:t xml:space="preserve">Instrument </w:t>
+            </w:r>
+            <w:r>
+              <w:rPr>
+                <w:b/>
+                <w:sz w:val="19"/>
+              </w:rPr>
+              <w:t>names, functions and groupings</w:t>
+            </w:r>
+            <w:r>
+              <w:rPr>
+                <w:sz w:val="19"/>
+              </w:rPr>
+              <w:t xml:space="preserve"> are standard. The </w:t>
+            </w:r>
+            <w:r>
+              <w:rPr>
+                <w:b/>
+                <w:sz w:val="19"/>
+              </w:rPr>
+              <w:t>numbers</w:t>
+            </w:r>
+            <w:r>
+              <w:rPr>
+                <w:sz w:val="19"/>
+              </w:rPr>
+              <w:t xml:space="preserve"> ("6 Allis clamps") vary between institutions — please cross-check them against your prescribed textbook.</w:t>
+            </w:r>
+          </w:p>
+        </w:tc>
+      </w:tr>
+      <w:tr>
+        <w:tc>
+          <w:tcPr>
+            <w:tcW w:type="dxa" w:w="2835"/>
+            <w:vAlign w:val="top"/>
+            <w:tcMar>
+              <w:top w:w="70" w:type="dxa"/>
+              <w:start w:w="0" w:type="dxa"/>
+              <w:bottom w:w="70" w:type="dxa"/>
+              <w:end w:w="110" w:type="dxa"/>
+            </w:tcMar>
+          </w:tcPr>
+          <w:p>
+            <w:pPr>
+              <w:pStyle w:val="TabHead"/>
+            </w:pPr>
+            <w:r>
+              <w:rPr>
+                <w:sz w:val="19"/>
+              </w:rPr>
+              <w:t>Printing</w:t>
+            </w:r>
+          </w:p>
+        </w:tc>
+        <w:tc>
+          <w:tcPr>
+            <w:tcW w:type="dxa" w:w="7965"/>
+            <w:vAlign w:val="top"/>
+            <w:tcMar>
+              <w:top w:w="70" w:type="dxa"/>
+              <w:start w:w="0" w:type="dxa"/>
+              <w:bottom w:w="70" w:type="dxa"/>
+              <w:end w:w="110" w:type="dxa"/>
+            </w:tcMar>
+          </w:tcPr>
+          <w:p>
+            <w:pPr>
+              <w:pStyle w:val="TabCell"/>
+            </w:pPr>
+            <w:r>
+              <w:rPr>
+                <w:sz w:val="19"/>
+              </w:rPr>
+              <w:t>Legal paper (8.5 × 14 in), 1.27 cm margins, monochrome throughout. No information depends on colour, so a black-and-white printer loses nothing.</w:t>
+            </w:r>
+          </w:p>
+        </w:tc>
+      </w:tr>
+    </w:tbl>
+    <w:p>
+      <w:pPr>
+        <w:spacing w:before="0" w:after="120" w:line="240" w:lineRule="auto"/>
+      </w:pPr>
     </w:p>
     <w:p>
       <w:r>
@@ -262,7 +1360,7 @@
             </w:r>
           </w:p>
           <w:p>
-            <w:bookmarkStart w:id="1048" w:name="part_VI"/>
+            <w:bookmarkStart w:id="1055" w:name="part_VI"/>
             <w:pPr>
               <w:pStyle w:val="Heading1"/>
               <w:jc w:val="left"/>
@@ -277,7 +1375,7 @@
               </w:rPr>
               <w:t>Orthopaedic Trays</w:t>
             </w:r>
-            <w:bookmarkEnd w:id="1048"/>
+            <w:bookmarkEnd w:id="1055"/>
           </w:p>
           <w:p>
             <w:pPr>
@@ -347,12 +1445,7 @@
       </w:r>
     </w:p>
     <w:p>
-      <w:r>
-        <w:br w:type="page"/>
-      </w:r>
-    </w:p>
-    <w:p>
-      <w:bookmarkStart w:id="1049" w:name="tray_6_1"/>
+      <w:bookmarkStart w:id="1056" w:name="tray_6_1"/>
       <w:pPr>
         <w:pStyle w:val="Heading2"/>
         <w:spacing w:before="320" w:after="40"/>
@@ -379,7 +1472,7 @@
         </w:rPr>
         <w:t>Basic Orthopaedic Procedures Tray</w:t>
       </w:r>
-      <w:bookmarkEnd w:id="1049"/>
+      <w:bookmarkEnd w:id="1056"/>
     </w:p>
     <w:p>
       <w:pPr>
@@ -673,162 +1766,167 @@
               <w:t>Fig 6.1 — The bone-working core of every orthopaedic tray</w:t>
             </w:r>
           </w:p>
-          <w:tbl>
-            <w:tblPr>
-              <w:tblW w:type="auto" w:w="0"/>
-              <w:tblLayout w:type="fixed"/>
-              <w:tblLook w:firstColumn="1" w:firstRow="1" w:lastColumn="0" w:lastRow="0" w:noHBand="0" w:noVBand="1" w:val="04A0"/>
-              <w:tblBorders>
-                <w:top w:val="single" w:sz="6" w:space="0" w:color="000000"/>
-                <w:left w:val="single" w:sz="20" w:space="0" w:color="000000"/>
-                <w:bottom w:val="single" w:sz="6" w:space="0" w:color="000000"/>
-                <w:right w:val="single" w:sz="6" w:space="0" w:color="000000"/>
-              </w:tblBorders>
-            </w:tblPr>
-            <w:tblGrid>
-              <w:gridCol w:w="3685"/>
-            </w:tblGrid>
-            <w:tr>
-              <w:tc>
-                <w:tcPr>
-                  <w:tcW w:type="dxa" w:w="3685"/>
-                  <w:shd w:val="clear" w:color="auto" w:fill="F0F0F0"/>
-                  <w:tcMar>
-                    <w:top w:w="90" w:type="dxa"/>
-                    <w:start w:w="120" w:type="dxa"/>
-                    <w:bottom w:w="90" w:type="dxa"/>
-                    <w:end w:w="120" w:type="dxa"/>
-                  </w:tcMar>
-                </w:tcPr>
-                <w:p>
-                  <w:pPr>
-                    <w:pStyle w:val="BoxHead"/>
-                    <w:spacing w:before="0" w:after="60"/>
-                  </w:pPr>
-                  <w:r>
-                    <w:t>The three bevels</w:t>
-                  </w:r>
-                </w:p>
-                <w:p>
-                  <w:pPr>
-                    <w:pStyle w:val="BoxBody"/>
-                    <w:spacing w:before="20" w:after="40"/>
-                    <w:ind w:start="181" w:hanging="181"/>
-                  </w:pPr>
-                  <w:r>
-                    <w:rPr>
-                      <w:rFonts w:ascii="Calibri" w:hAnsi="Calibri"/>
-                      <w:b/>
-                    </w:rPr>
-                    <w:t xml:space="preserve">▪  </w:t>
-                  </w:r>
-                  <w:r>
-                    <w:rPr>
-                      <w:b/>
-                    </w:rPr>
-                    <w:t>Osteotome</w:t>
-                  </w:r>
-                  <w:r>
-                    <w:t xml:space="preserve"> — bevelled on </w:t>
-                  </w:r>
-                  <w:r>
-                    <w:rPr>
-                      <w:b/>
-                    </w:rPr>
-                    <w:t>both</w:t>
-                  </w:r>
-                  <w:r>
-                    <w:t xml:space="preserve"> faces; cuts and splits.</w:t>
-                  </w:r>
-                </w:p>
-                <w:p>
-                  <w:pPr>
-                    <w:pStyle w:val="BoxBody"/>
-                    <w:spacing w:before="20" w:after="40"/>
-                    <w:ind w:start="181" w:hanging="181"/>
-                  </w:pPr>
-                  <w:r>
-                    <w:rPr>
-                      <w:rFonts w:ascii="Calibri" w:hAnsi="Calibri"/>
-                      <w:b/>
-                    </w:rPr>
-                    <w:t xml:space="preserve">▪  </w:t>
-                  </w:r>
-                  <w:r>
-                    <w:rPr>
-                      <w:b/>
-                    </w:rPr>
-                    <w:t>Chisel</w:t>
-                  </w:r>
-                  <w:r>
-                    <w:t xml:space="preserve"> — bevelled on </w:t>
-                  </w:r>
-                  <w:r>
-                    <w:rPr>
-                      <w:b/>
-                    </w:rPr>
-                    <w:t>one</w:t>
-                  </w:r>
-                  <w:r>
-                    <w:t xml:space="preserve"> face; cuts a flat surface.</w:t>
-                  </w:r>
-                </w:p>
-                <w:p>
-                  <w:pPr>
-                    <w:pStyle w:val="BoxBody"/>
-                    <w:spacing w:before="20" w:after="40"/>
-                    <w:ind w:start="181" w:hanging="181"/>
-                  </w:pPr>
-                  <w:r>
-                    <w:rPr>
-                      <w:rFonts w:ascii="Calibri" w:hAnsi="Calibri"/>
-                      <w:b/>
-                    </w:rPr>
-                    <w:t xml:space="preserve">▪  </w:t>
-                  </w:r>
-                  <w:r>
-                    <w:rPr>
-                      <w:b/>
-                    </w:rPr>
-                    <w:t>Gouge</w:t>
-                  </w:r>
-                  <w:r>
-                    <w:t xml:space="preserve"> — </w:t>
-                  </w:r>
-                  <w:r>
-                    <w:rPr>
-                      <w:b/>
-                    </w:rPr>
-                    <w:t>U-shaped trough</w:t>
-                  </w:r>
-                  <w:r>
-                    <w:t>; scoops cancellous bone.</w:t>
-                  </w:r>
-                </w:p>
-                <w:p>
-                  <w:pPr>
-                    <w:pStyle w:val="BoxBody"/>
-                    <w:spacing w:before="20" w:after="40"/>
-                    <w:ind w:start="181" w:hanging="181"/>
-                  </w:pPr>
-                  <w:r>
-                    <w:rPr>
-                      <w:rFonts w:ascii="Calibri" w:hAnsi="Calibri"/>
-                      <w:b/>
-                    </w:rPr>
-                    <w:t xml:space="preserve">▪  </w:t>
-                  </w:r>
-                  <w:r>
-                    <w:t>This is the most frequently asked orthopaedic distinction — learn it verbatim.</w:t>
-                  </w:r>
-                </w:p>
-              </w:tc>
-            </w:tr>
-          </w:tbl>
-          <w:p/>
         </w:tc>
       </w:tr>
     </w:tbl>
+    <w:tbl>
+      <w:tblPr>
+        <w:tblW w:type="auto" w:w="0"/>
+        <w:jc w:val="center"/>
+        <w:tblLayout w:type="fixed"/>
+        <w:tblLook w:firstColumn="1" w:firstRow="1" w:lastColumn="0" w:lastRow="0" w:noHBand="0" w:noVBand="1" w:val="04A0"/>
+        <w:tblBorders>
+          <w:top w:val="single" w:sz="6" w:space="0" w:color="000000"/>
+          <w:left w:val="single" w:sz="24" w:space="0" w:color="000000"/>
+          <w:bottom w:val="single" w:sz="6" w:space="0" w:color="000000"/>
+          <w:right w:val="single" w:sz="6" w:space="0" w:color="000000"/>
+        </w:tblBorders>
+      </w:tblPr>
+      <w:tblGrid>
+        <w:gridCol w:w="10800"/>
+      </w:tblGrid>
+      <w:tr>
+        <w:tc>
+          <w:tcPr>
+            <w:tcW w:type="dxa" w:w="10800"/>
+            <w:shd w:val="clear" w:color="auto" w:fill="E4E4E4"/>
+            <w:tcMar>
+              <w:top w:w="110" w:type="dxa"/>
+              <w:start w:w="150" w:type="dxa"/>
+              <w:bottom w:w="110" w:type="dxa"/>
+              <w:end w:w="150" w:type="dxa"/>
+            </w:tcMar>
+          </w:tcPr>
+          <w:p>
+            <w:pPr>
+              <w:pStyle w:val="BoxHead"/>
+              <w:spacing w:before="0" w:after="60"/>
+            </w:pPr>
+            <w:r>
+              <w:t>The three bevels</w:t>
+            </w:r>
+          </w:p>
+          <w:p>
+            <w:pPr>
+              <w:pStyle w:val="BoxBody"/>
+              <w:spacing w:before="20" w:after="40"/>
+              <w:ind w:start="204" w:hanging="204"/>
+            </w:pPr>
+            <w:r>
+              <w:rPr>
+                <w:rFonts w:ascii="Calibri" w:hAnsi="Calibri"/>
+                <w:b/>
+              </w:rPr>
+              <w:t xml:space="preserve">▪  </w:t>
+            </w:r>
+            <w:r>
+              <w:rPr>
+                <w:b/>
+              </w:rPr>
+              <w:t>Osteotome</w:t>
+            </w:r>
+            <w:r>
+              <w:t xml:space="preserve"> — bevelled on </w:t>
+            </w:r>
+            <w:r>
+              <w:rPr>
+                <w:b/>
+              </w:rPr>
+              <w:t>both</w:t>
+            </w:r>
+            <w:r>
+              <w:t xml:space="preserve"> faces; cuts and splits.</w:t>
+            </w:r>
+          </w:p>
+          <w:p>
+            <w:pPr>
+              <w:pStyle w:val="BoxBody"/>
+              <w:spacing w:before="20" w:after="40"/>
+              <w:ind w:start="204" w:hanging="204"/>
+            </w:pPr>
+            <w:r>
+              <w:rPr>
+                <w:rFonts w:ascii="Calibri" w:hAnsi="Calibri"/>
+                <w:b/>
+              </w:rPr>
+              <w:t xml:space="preserve">▪  </w:t>
+            </w:r>
+            <w:r>
+              <w:rPr>
+                <w:b/>
+              </w:rPr>
+              <w:t>Chisel</w:t>
+            </w:r>
+            <w:r>
+              <w:t xml:space="preserve"> — bevelled on </w:t>
+            </w:r>
+            <w:r>
+              <w:rPr>
+                <w:b/>
+              </w:rPr>
+              <w:t>one</w:t>
+            </w:r>
+            <w:r>
+              <w:t xml:space="preserve"> face; cuts a flat surface.</w:t>
+            </w:r>
+          </w:p>
+          <w:p>
+            <w:pPr>
+              <w:pStyle w:val="BoxBody"/>
+              <w:spacing w:before="20" w:after="40"/>
+              <w:ind w:start="204" w:hanging="204"/>
+            </w:pPr>
+            <w:r>
+              <w:rPr>
+                <w:rFonts w:ascii="Calibri" w:hAnsi="Calibri"/>
+                <w:b/>
+              </w:rPr>
+              <w:t xml:space="preserve">▪  </w:t>
+            </w:r>
+            <w:r>
+              <w:rPr>
+                <w:b/>
+              </w:rPr>
+              <w:t>Gouge</w:t>
+            </w:r>
+            <w:r>
+              <w:t xml:space="preserve"> — </w:t>
+            </w:r>
+            <w:r>
+              <w:rPr>
+                <w:b/>
+              </w:rPr>
+              <w:t>U-shaped trough</w:t>
+            </w:r>
+            <w:r>
+              <w:t>; scoops cancellous bone.</w:t>
+            </w:r>
+          </w:p>
+          <w:p>
+            <w:pPr>
+              <w:pStyle w:val="BoxBody"/>
+              <w:spacing w:before="20" w:after="40"/>
+              <w:ind w:start="204" w:hanging="204"/>
+            </w:pPr>
+            <w:r>
+              <w:rPr>
+                <w:rFonts w:ascii="Calibri" w:hAnsi="Calibri"/>
+                <w:b/>
+              </w:rPr>
+              <w:t xml:space="preserve">▪  </w:t>
+            </w:r>
+            <w:r>
+              <w:t>This is the most frequently asked orthopaedic distinction — learn it verbatim.</w:t>
+            </w:r>
+          </w:p>
+        </w:tc>
+      </w:tr>
+    </w:tbl>
+    <w:p>
+      <w:pPr>
+        <w:spacing w:before="0" w:after="140" w:line="240" w:lineRule="auto"/>
+      </w:pPr>
+    </w:p>
     <w:p>
       <w:pPr>
         <w:pStyle w:val="Heading3"/>
@@ -5270,7 +6368,7 @@
       </w:r>
     </w:p>
     <w:p>
-      <w:bookmarkStart w:id="1050" w:name="tray_6_2"/>
+      <w:bookmarkStart w:id="1057" w:name="tray_6_2"/>
       <w:pPr>
         <w:pStyle w:val="Heading2"/>
         <w:spacing w:before="320" w:after="40"/>
@@ -5297,7 +6395,7 @@
         </w:rPr>
         <w:t>Minor Orthopaedic Procedures Tray</w:t>
       </w:r>
-      <w:bookmarkEnd w:id="1050"/>
+      <w:bookmarkEnd w:id="1057"/>
     </w:p>
     <w:p>
       <w:pPr>
@@ -5582,115 +6680,120 @@
               <w:t>Fig 6.2 — The same principles in miniature</w:t>
             </w:r>
           </w:p>
-          <w:tbl>
-            <w:tblPr>
-              <w:tblW w:type="auto" w:w="0"/>
-              <w:tblLayout w:type="fixed"/>
-              <w:tblLook w:firstColumn="1" w:firstRow="1" w:lastColumn="0" w:lastRow="0" w:noHBand="0" w:noVBand="1" w:val="04A0"/>
-              <w:tblBorders>
-                <w:top w:val="single" w:sz="6" w:space="0" w:color="000000"/>
-                <w:left w:val="single" w:sz="20" w:space="0" w:color="000000"/>
-                <w:bottom w:val="single" w:sz="6" w:space="0" w:color="000000"/>
-                <w:right w:val="single" w:sz="6" w:space="0" w:color="000000"/>
-              </w:tblBorders>
-            </w:tblPr>
-            <w:tblGrid>
-              <w:gridCol w:w="3685"/>
-            </w:tblGrid>
-            <w:tr>
-              <w:tc>
-                <w:tcPr>
-                  <w:tcW w:type="dxa" w:w="3685"/>
-                  <w:shd w:val="clear" w:color="auto" w:fill="F0F0F0"/>
-                  <w:tcMar>
-                    <w:top w:w="90" w:type="dxa"/>
-                    <w:start w:w="120" w:type="dxa"/>
-                    <w:bottom w:w="90" w:type="dxa"/>
-                    <w:end w:w="120" w:type="dxa"/>
-                  </w:tcMar>
-                </w:tcPr>
-                <w:p>
-                  <w:pPr>
-                    <w:pStyle w:val="BoxHead"/>
-                    <w:spacing w:before="0" w:after="60"/>
-                  </w:pPr>
-                  <w:r>
-                    <w:t>Why bipolar diathermy</w:t>
-                  </w:r>
-                </w:p>
-                <w:p>
-                  <w:pPr>
-                    <w:pStyle w:val="BoxBody"/>
-                    <w:spacing w:before="20" w:after="40"/>
-                    <w:ind w:start="181" w:hanging="181"/>
-                  </w:pPr>
-                  <w:r>
-                    <w:rPr>
-                      <w:rFonts w:ascii="Calibri" w:hAnsi="Calibri"/>
-                      <w:b/>
-                    </w:rPr>
-                    <w:t xml:space="preserve">▪  </w:t>
-                  </w:r>
-                  <w:r>
-                    <w:t xml:space="preserve">In digits the </w:t>
-                  </w:r>
-                  <w:r>
-                    <w:rPr>
-                      <w:b/>
-                    </w:rPr>
-                    <w:t>nerves and vessels lie within millimetres</w:t>
-                  </w:r>
-                  <w:r>
-                    <w:t xml:space="preserve"> of the operative field.</w:t>
-                  </w:r>
-                </w:p>
-                <w:p>
-                  <w:pPr>
-                    <w:pStyle w:val="BoxBody"/>
-                    <w:spacing w:before="20" w:after="40"/>
-                    <w:ind w:start="181" w:hanging="181"/>
-                  </w:pPr>
-                  <w:r>
-                    <w:rPr>
-                      <w:rFonts w:ascii="Calibri" w:hAnsi="Calibri"/>
-                      <w:b/>
-                    </w:rPr>
-                    <w:t xml:space="preserve">▪  </w:t>
-                  </w:r>
-                  <w:r>
-                    <w:rPr>
-                      <w:b/>
-                    </w:rPr>
-                    <w:t>Bipolar</w:t>
-                  </w:r>
-                  <w:r>
-                    <w:t xml:space="preserve"> current passes only between the two tips, so there is no spread to adjacent structures.</w:t>
-                  </w:r>
-                </w:p>
-                <w:p>
-                  <w:pPr>
-                    <w:pStyle w:val="BoxBody"/>
-                    <w:spacing w:before="20" w:after="40"/>
-                    <w:ind w:start="181" w:hanging="181"/>
-                  </w:pPr>
-                  <w:r>
-                    <w:rPr>
-                      <w:rFonts w:ascii="Calibri" w:hAnsi="Calibri"/>
-                      <w:b/>
-                    </w:rPr>
-                    <w:t xml:space="preserve">▪  </w:t>
-                  </w:r>
-                  <w:r>
-                    <w:t>Monopolar diathermy risks thermal nerve injury and, in a digit, tissue loss.</w:t>
-                  </w:r>
-                </w:p>
-              </w:tc>
-            </w:tr>
-          </w:tbl>
-          <w:p/>
         </w:tc>
       </w:tr>
     </w:tbl>
+    <w:tbl>
+      <w:tblPr>
+        <w:tblW w:type="auto" w:w="0"/>
+        <w:jc w:val="center"/>
+        <w:tblLayout w:type="fixed"/>
+        <w:tblLook w:firstColumn="1" w:firstRow="1" w:lastColumn="0" w:lastRow="0" w:noHBand="0" w:noVBand="1" w:val="04A0"/>
+        <w:tblBorders>
+          <w:top w:val="single" w:sz="6" w:space="0" w:color="000000"/>
+          <w:left w:val="single" w:sz="24" w:space="0" w:color="000000"/>
+          <w:bottom w:val="single" w:sz="6" w:space="0" w:color="000000"/>
+          <w:right w:val="single" w:sz="6" w:space="0" w:color="000000"/>
+        </w:tblBorders>
+      </w:tblPr>
+      <w:tblGrid>
+        <w:gridCol w:w="10800"/>
+      </w:tblGrid>
+      <w:tr>
+        <w:tc>
+          <w:tcPr>
+            <w:tcW w:type="dxa" w:w="10800"/>
+            <w:shd w:val="clear" w:color="auto" w:fill="E4E4E4"/>
+            <w:tcMar>
+              <w:top w:w="110" w:type="dxa"/>
+              <w:start w:w="150" w:type="dxa"/>
+              <w:bottom w:w="110" w:type="dxa"/>
+              <w:end w:w="150" w:type="dxa"/>
+            </w:tcMar>
+          </w:tcPr>
+          <w:p>
+            <w:pPr>
+              <w:pStyle w:val="BoxHead"/>
+              <w:spacing w:before="0" w:after="60"/>
+            </w:pPr>
+            <w:r>
+              <w:t>Why bipolar diathermy</w:t>
+            </w:r>
+          </w:p>
+          <w:p>
+            <w:pPr>
+              <w:pStyle w:val="BoxBody"/>
+              <w:spacing w:before="20" w:after="40"/>
+              <w:ind w:start="204" w:hanging="204"/>
+            </w:pPr>
+            <w:r>
+              <w:rPr>
+                <w:rFonts w:ascii="Calibri" w:hAnsi="Calibri"/>
+                <w:b/>
+              </w:rPr>
+              <w:t xml:space="preserve">▪  </w:t>
+            </w:r>
+            <w:r>
+              <w:t xml:space="preserve">In digits the </w:t>
+            </w:r>
+            <w:r>
+              <w:rPr>
+                <w:b/>
+              </w:rPr>
+              <w:t>nerves and vessels lie within millimetres</w:t>
+            </w:r>
+            <w:r>
+              <w:t xml:space="preserve"> of the operative field.</w:t>
+            </w:r>
+          </w:p>
+          <w:p>
+            <w:pPr>
+              <w:pStyle w:val="BoxBody"/>
+              <w:spacing w:before="20" w:after="40"/>
+              <w:ind w:start="204" w:hanging="204"/>
+            </w:pPr>
+            <w:r>
+              <w:rPr>
+                <w:rFonts w:ascii="Calibri" w:hAnsi="Calibri"/>
+                <w:b/>
+              </w:rPr>
+              <w:t xml:space="preserve">▪  </w:t>
+            </w:r>
+            <w:r>
+              <w:rPr>
+                <w:b/>
+              </w:rPr>
+              <w:t>Bipolar</w:t>
+            </w:r>
+            <w:r>
+              <w:t xml:space="preserve"> current passes only between the two tips, so there is no spread to adjacent structures.</w:t>
+            </w:r>
+          </w:p>
+          <w:p>
+            <w:pPr>
+              <w:pStyle w:val="BoxBody"/>
+              <w:spacing w:before="20" w:after="40"/>
+              <w:ind w:start="204" w:hanging="204"/>
+            </w:pPr>
+            <w:r>
+              <w:rPr>
+                <w:rFonts w:ascii="Calibri" w:hAnsi="Calibri"/>
+                <w:b/>
+              </w:rPr>
+              <w:t xml:space="preserve">▪  </w:t>
+            </w:r>
+            <w:r>
+              <w:t>Monopolar diathermy risks thermal nerve injury and, in a digit, tissue loss.</w:t>
+            </w:r>
+          </w:p>
+        </w:tc>
+      </w:tr>
+    </w:tbl>
+    <w:p>
+      <w:pPr>
+        <w:spacing w:before="0" w:after="140" w:line="240" w:lineRule="auto"/>
+      </w:pPr>
+    </w:p>
     <w:p>
       <w:pPr>
         <w:pStyle w:val="Heading3"/>
@@ -8993,7 +10096,7 @@
       </w:r>
     </w:p>
     <w:p>
-      <w:bookmarkStart w:id="1051" w:name="tray_6_3"/>
+      <w:bookmarkStart w:id="1058" w:name="tray_6_3"/>
       <w:pPr>
         <w:pStyle w:val="Heading2"/>
         <w:spacing w:before="320" w:after="40"/>
@@ -9020,7 +10123,7 @@
         </w:rPr>
         <w:t>Hip Replacement Tray</w:t>
       </w:r>
-      <w:bookmarkEnd w:id="1051"/>
+      <w:bookmarkEnd w:id="1058"/>
     </w:p>
     <w:p>
       <w:pPr>
@@ -9304,115 +10407,120 @@
               <w:t>Fig 6.3 — Resect, prepare, trial, implant, impact</w:t>
             </w:r>
           </w:p>
-          <w:tbl>
-            <w:tblPr>
-              <w:tblW w:type="auto" w:w="0"/>
-              <w:tblLayout w:type="fixed"/>
-              <w:tblLook w:firstColumn="1" w:firstRow="1" w:lastColumn="0" w:lastRow="0" w:noHBand="0" w:noVBand="1" w:val="04A0"/>
-              <w:tblBorders>
-                <w:top w:val="single" w:sz="6" w:space="0" w:color="000000"/>
-                <w:left w:val="single" w:sz="20" w:space="0" w:color="000000"/>
-                <w:bottom w:val="single" w:sz="6" w:space="0" w:color="000000"/>
-                <w:right w:val="single" w:sz="6" w:space="0" w:color="000000"/>
-              </w:tblBorders>
-            </w:tblPr>
-            <w:tblGrid>
-              <w:gridCol w:w="3685"/>
-            </w:tblGrid>
-            <w:tr>
-              <w:tc>
-                <w:tcPr>
-                  <w:tcW w:type="dxa" w:w="3685"/>
-                  <w:shd w:val="clear" w:color="auto" w:fill="F0F0F0"/>
-                  <w:tcMar>
-                    <w:top w:w="90" w:type="dxa"/>
-                    <w:start w:w="120" w:type="dxa"/>
-                    <w:bottom w:w="90" w:type="dxa"/>
-                    <w:end w:w="120" w:type="dxa"/>
-                  </w:tcMar>
-                </w:tcPr>
-                <w:p>
-                  <w:pPr>
-                    <w:pStyle w:val="BoxHead"/>
-                    <w:spacing w:before="0" w:after="60"/>
-                  </w:pPr>
-                  <w:r>
-                    <w:t>Sizes must be complete</w:t>
-                  </w:r>
-                </w:p>
-                <w:p>
-                  <w:pPr>
-                    <w:pStyle w:val="BoxBody"/>
-                    <w:spacing w:before="20" w:after="40"/>
-                    <w:ind w:start="181" w:hanging="181"/>
-                  </w:pPr>
-                  <w:r>
-                    <w:rPr>
-                      <w:rFonts w:ascii="Calibri" w:hAnsi="Calibri"/>
-                      <w:b/>
-                    </w:rPr>
-                    <w:t xml:space="preserve">▪  </w:t>
-                  </w:r>
-                  <w:r>
-                    <w:t xml:space="preserve">Trials, reamers, broaches and implants come as a </w:t>
-                  </w:r>
-                  <w:r>
-                    <w:rPr>
-                      <w:b/>
-                    </w:rPr>
-                    <w:t>matched, manufacturer-specific system</w:t>
-                  </w:r>
-                  <w:r>
-                    <w:t>.</w:t>
-                  </w:r>
-                </w:p>
-                <w:p>
-                  <w:pPr>
-                    <w:pStyle w:val="BoxBody"/>
-                    <w:spacing w:before="20" w:after="40"/>
-                    <w:ind w:start="181" w:hanging="181"/>
-                  </w:pPr>
-                  <w:r>
-                    <w:rPr>
-                      <w:rFonts w:ascii="Calibri" w:hAnsi="Calibri"/>
-                      <w:b/>
-                    </w:rPr>
-                    <w:t xml:space="preserve">▪  </w:t>
-                  </w:r>
-                  <w:r>
-                    <w:rPr>
-                      <w:b/>
-                    </w:rPr>
-                    <w:t>The whole size range must be present and checked before the skin incision</w:t>
-                  </w:r>
-                  <w:r>
-                    <w:t xml:space="preserve"> — a missing size stops the operation with the hip dislocated.</w:t>
-                  </w:r>
-                </w:p>
-                <w:p>
-                  <w:pPr>
-                    <w:pStyle w:val="BoxBody"/>
-                    <w:spacing w:before="20" w:after="40"/>
-                    <w:ind w:start="181" w:hanging="181"/>
-                  </w:pPr>
-                  <w:r>
-                    <w:rPr>
-                      <w:rFonts w:ascii="Calibri" w:hAnsi="Calibri"/>
-                      <w:b/>
-                    </w:rPr>
-                    <w:t xml:space="preserve">▪  </w:t>
-                  </w:r>
-                  <w:r>
-                    <w:t>Implant lot numbers are recorded for traceability.</w:t>
-                  </w:r>
-                </w:p>
-              </w:tc>
-            </w:tr>
-          </w:tbl>
-          <w:p/>
         </w:tc>
       </w:tr>
     </w:tbl>
+    <w:tbl>
+      <w:tblPr>
+        <w:tblW w:type="auto" w:w="0"/>
+        <w:jc w:val="center"/>
+        <w:tblLayout w:type="fixed"/>
+        <w:tblLook w:firstColumn="1" w:firstRow="1" w:lastColumn="0" w:lastRow="0" w:noHBand="0" w:noVBand="1" w:val="04A0"/>
+        <w:tblBorders>
+          <w:top w:val="single" w:sz="6" w:space="0" w:color="000000"/>
+          <w:left w:val="single" w:sz="24" w:space="0" w:color="000000"/>
+          <w:bottom w:val="single" w:sz="6" w:space="0" w:color="000000"/>
+          <w:right w:val="single" w:sz="6" w:space="0" w:color="000000"/>
+        </w:tblBorders>
+      </w:tblPr>
+      <w:tblGrid>
+        <w:gridCol w:w="10800"/>
+      </w:tblGrid>
+      <w:tr>
+        <w:tc>
+          <w:tcPr>
+            <w:tcW w:type="dxa" w:w="10800"/>
+            <w:shd w:val="clear" w:color="auto" w:fill="E4E4E4"/>
+            <w:tcMar>
+              <w:top w:w="110" w:type="dxa"/>
+              <w:start w:w="150" w:type="dxa"/>
+              <w:bottom w:w="110" w:type="dxa"/>
+              <w:end w:w="150" w:type="dxa"/>
+            </w:tcMar>
+          </w:tcPr>
+          <w:p>
+            <w:pPr>
+              <w:pStyle w:val="BoxHead"/>
+              <w:spacing w:before="0" w:after="60"/>
+            </w:pPr>
+            <w:r>
+              <w:t>Sizes must be complete</w:t>
+            </w:r>
+          </w:p>
+          <w:p>
+            <w:pPr>
+              <w:pStyle w:val="BoxBody"/>
+              <w:spacing w:before="20" w:after="40"/>
+              <w:ind w:start="204" w:hanging="204"/>
+            </w:pPr>
+            <w:r>
+              <w:rPr>
+                <w:rFonts w:ascii="Calibri" w:hAnsi="Calibri"/>
+                <w:b/>
+              </w:rPr>
+              <w:t xml:space="preserve">▪  </w:t>
+            </w:r>
+            <w:r>
+              <w:t xml:space="preserve">Trials, reamers, broaches and implants come as a </w:t>
+            </w:r>
+            <w:r>
+              <w:rPr>
+                <w:b/>
+              </w:rPr>
+              <w:t>matched, manufacturer-specific system</w:t>
+            </w:r>
+            <w:r>
+              <w:t>.</w:t>
+            </w:r>
+          </w:p>
+          <w:p>
+            <w:pPr>
+              <w:pStyle w:val="BoxBody"/>
+              <w:spacing w:before="20" w:after="40"/>
+              <w:ind w:start="204" w:hanging="204"/>
+            </w:pPr>
+            <w:r>
+              <w:rPr>
+                <w:rFonts w:ascii="Calibri" w:hAnsi="Calibri"/>
+                <w:b/>
+              </w:rPr>
+              <w:t xml:space="preserve">▪  </w:t>
+            </w:r>
+            <w:r>
+              <w:rPr>
+                <w:b/>
+              </w:rPr>
+              <w:t>The whole size range must be present and checked before the skin incision</w:t>
+            </w:r>
+            <w:r>
+              <w:t xml:space="preserve"> — a missing size stops the operation with the hip dislocated.</w:t>
+            </w:r>
+          </w:p>
+          <w:p>
+            <w:pPr>
+              <w:pStyle w:val="BoxBody"/>
+              <w:spacing w:before="20" w:after="40"/>
+              <w:ind w:start="204" w:hanging="204"/>
+            </w:pPr>
+            <w:r>
+              <w:rPr>
+                <w:rFonts w:ascii="Calibri" w:hAnsi="Calibri"/>
+                <w:b/>
+              </w:rPr>
+              <w:t xml:space="preserve">▪  </w:t>
+            </w:r>
+            <w:r>
+              <w:t>Implant lot numbers are recorded for traceability.</w:t>
+            </w:r>
+          </w:p>
+        </w:tc>
+      </w:tr>
+    </w:tbl>
+    <w:p>
+      <w:pPr>
+        <w:spacing w:before="0" w:after="140" w:line="240" w:lineRule="auto"/>
+      </w:pPr>
+    </w:p>
     <w:p>
       <w:pPr>
         <w:pStyle w:val="Heading3"/>
@@ -13265,7 +14373,7 @@
       </w:r>
     </w:p>
     <w:p>
-      <w:bookmarkStart w:id="1052" w:name="tray_6_4"/>
+      <w:bookmarkStart w:id="1059" w:name="tray_6_4"/>
       <w:pPr>
         <w:pStyle w:val="Heading2"/>
         <w:spacing w:before="320" w:after="40"/>
@@ -13292,7 +14400,7 @@
         </w:rPr>
         <w:t>Knee or Ankle Arthroscopy Tray</w:t>
       </w:r>
-      <w:bookmarkEnd w:id="1052"/>
+      <w:bookmarkEnd w:id="1059"/>
     </w:p>
     <w:p>
       <w:pPr>
@@ -13583,127 +14691,132 @@
               <w:t>Fig 6.4 — Distend, visualise, work through portals</w:t>
             </w:r>
           </w:p>
-          <w:tbl>
-            <w:tblPr>
-              <w:tblW w:type="auto" w:w="0"/>
-              <w:tblLayout w:type="fixed"/>
-              <w:tblLook w:firstColumn="1" w:firstRow="1" w:lastColumn="0" w:lastRow="0" w:noHBand="0" w:noVBand="1" w:val="04A0"/>
-              <w:tblBorders>
-                <w:top w:val="single" w:sz="6" w:space="0" w:color="000000"/>
-                <w:left w:val="single" w:sz="20" w:space="0" w:color="000000"/>
-                <w:bottom w:val="single" w:sz="6" w:space="0" w:color="000000"/>
-                <w:right w:val="single" w:sz="6" w:space="0" w:color="000000"/>
-              </w:tblBorders>
-            </w:tblPr>
-            <w:tblGrid>
-              <w:gridCol w:w="3685"/>
-            </w:tblGrid>
-            <w:tr>
-              <w:tc>
-                <w:tcPr>
-                  <w:tcW w:type="dxa" w:w="3685"/>
-                  <w:shd w:val="clear" w:color="auto" w:fill="F0F0F0"/>
-                  <w:tcMar>
-                    <w:top w:w="90" w:type="dxa"/>
-                    <w:start w:w="120" w:type="dxa"/>
-                    <w:bottom w:w="90" w:type="dxa"/>
-                    <w:end w:w="120" w:type="dxa"/>
-                  </w:tcMar>
-                </w:tcPr>
-                <w:p>
-                  <w:pPr>
-                    <w:pStyle w:val="BoxHead"/>
-                    <w:spacing w:before="0" w:after="60"/>
-                  </w:pPr>
-                  <w:r>
-                    <w:t>Fluid, not gas</w:t>
-                  </w:r>
-                </w:p>
-                <w:p>
-                  <w:pPr>
-                    <w:pStyle w:val="BoxBody"/>
-                    <w:spacing w:before="20" w:after="40"/>
-                    <w:ind w:start="181" w:hanging="181"/>
-                  </w:pPr>
-                  <w:r>
-                    <w:rPr>
-                      <w:rFonts w:ascii="Calibri" w:hAnsi="Calibri"/>
-                      <w:b/>
-                    </w:rPr>
-                    <w:t xml:space="preserve">▪  </w:t>
-                  </w:r>
-                  <w:r>
-                    <w:t xml:space="preserve">Joints are distended with </w:t>
-                  </w:r>
-                  <w:r>
-                    <w:rPr>
-                      <w:b/>
-                    </w:rPr>
-                    <w:t>saline or Ringer's solution</w:t>
-                  </w:r>
-                  <w:r>
-                    <w:t>, not with CO₂ as in laparoscopy.</w:t>
-                  </w:r>
-                </w:p>
-                <w:p>
-                  <w:pPr>
-                    <w:pStyle w:val="BoxBody"/>
-                    <w:spacing w:before="20" w:after="40"/>
-                    <w:ind w:start="181" w:hanging="181"/>
-                  </w:pPr>
-                  <w:r>
-                    <w:rPr>
-                      <w:rFonts w:ascii="Calibri" w:hAnsi="Calibri"/>
-                      <w:b/>
-                    </w:rPr>
-                    <w:t xml:space="preserve">▪  </w:t>
-                  </w:r>
-                  <w:r>
-                    <w:t xml:space="preserve">So </w:t>
-                  </w:r>
-                  <w:r>
-                    <w:rPr>
-                      <w:b/>
-                    </w:rPr>
-                    <w:t>inflow, outflow and fluid balance</w:t>
-                  </w:r>
-                  <w:r>
-                    <w:t xml:space="preserve"> are central to the tray.</w:t>
-                  </w:r>
-                </w:p>
-                <w:p>
-                  <w:pPr>
-                    <w:pStyle w:val="BoxBody"/>
-                    <w:spacing w:before="20" w:after="40"/>
-                    <w:ind w:start="181" w:hanging="181"/>
-                  </w:pPr>
-                  <w:r>
-                    <w:rPr>
-                      <w:rFonts w:ascii="Calibri" w:hAnsi="Calibri"/>
-                      <w:b/>
-                    </w:rPr>
-                    <w:t xml:space="preserve">▪  </w:t>
-                  </w:r>
-                  <w:r>
-                    <w:t xml:space="preserve">Excess extravasation can cause swelling and, rarely, </w:t>
-                  </w:r>
-                  <w:r>
-                    <w:rPr>
-                      <w:b/>
-                    </w:rPr>
-                    <w:t>compartment syndrome</w:t>
-                  </w:r>
-                  <w:r>
-                    <w:t xml:space="preserve"> — monitor the volumes.</w:t>
-                  </w:r>
-                </w:p>
-              </w:tc>
-            </w:tr>
-          </w:tbl>
-          <w:p/>
         </w:tc>
       </w:tr>
     </w:tbl>
+    <w:tbl>
+      <w:tblPr>
+        <w:tblW w:type="auto" w:w="0"/>
+        <w:jc w:val="center"/>
+        <w:tblLayout w:type="fixed"/>
+        <w:tblLook w:firstColumn="1" w:firstRow="1" w:lastColumn="0" w:lastRow="0" w:noHBand="0" w:noVBand="1" w:val="04A0"/>
+        <w:tblBorders>
+          <w:top w:val="single" w:sz="6" w:space="0" w:color="000000"/>
+          <w:left w:val="single" w:sz="24" w:space="0" w:color="000000"/>
+          <w:bottom w:val="single" w:sz="6" w:space="0" w:color="000000"/>
+          <w:right w:val="single" w:sz="6" w:space="0" w:color="000000"/>
+        </w:tblBorders>
+      </w:tblPr>
+      <w:tblGrid>
+        <w:gridCol w:w="10800"/>
+      </w:tblGrid>
+      <w:tr>
+        <w:tc>
+          <w:tcPr>
+            <w:tcW w:type="dxa" w:w="10800"/>
+            <w:shd w:val="clear" w:color="auto" w:fill="E4E4E4"/>
+            <w:tcMar>
+              <w:top w:w="110" w:type="dxa"/>
+              <w:start w:w="150" w:type="dxa"/>
+              <w:bottom w:w="110" w:type="dxa"/>
+              <w:end w:w="150" w:type="dxa"/>
+            </w:tcMar>
+          </w:tcPr>
+          <w:p>
+            <w:pPr>
+              <w:pStyle w:val="BoxHead"/>
+              <w:spacing w:before="0" w:after="60"/>
+            </w:pPr>
+            <w:r>
+              <w:t>Fluid, not gas</w:t>
+            </w:r>
+          </w:p>
+          <w:p>
+            <w:pPr>
+              <w:pStyle w:val="BoxBody"/>
+              <w:spacing w:before="20" w:after="40"/>
+              <w:ind w:start="204" w:hanging="204"/>
+            </w:pPr>
+            <w:r>
+              <w:rPr>
+                <w:rFonts w:ascii="Calibri" w:hAnsi="Calibri"/>
+                <w:b/>
+              </w:rPr>
+              <w:t xml:space="preserve">▪  </w:t>
+            </w:r>
+            <w:r>
+              <w:t xml:space="preserve">Joints are distended with </w:t>
+            </w:r>
+            <w:r>
+              <w:rPr>
+                <w:b/>
+              </w:rPr>
+              <w:t>saline or Ringer's solution</w:t>
+            </w:r>
+            <w:r>
+              <w:t>, not with CO₂ as in laparoscopy.</w:t>
+            </w:r>
+          </w:p>
+          <w:p>
+            <w:pPr>
+              <w:pStyle w:val="BoxBody"/>
+              <w:spacing w:before="20" w:after="40"/>
+              <w:ind w:start="204" w:hanging="204"/>
+            </w:pPr>
+            <w:r>
+              <w:rPr>
+                <w:rFonts w:ascii="Calibri" w:hAnsi="Calibri"/>
+                <w:b/>
+              </w:rPr>
+              <w:t xml:space="preserve">▪  </w:t>
+            </w:r>
+            <w:r>
+              <w:t xml:space="preserve">So </w:t>
+            </w:r>
+            <w:r>
+              <w:rPr>
+                <w:b/>
+              </w:rPr>
+              <w:t>inflow, outflow and fluid balance</w:t>
+            </w:r>
+            <w:r>
+              <w:t xml:space="preserve"> are central to the tray.</w:t>
+            </w:r>
+          </w:p>
+          <w:p>
+            <w:pPr>
+              <w:pStyle w:val="BoxBody"/>
+              <w:spacing w:before="20" w:after="40"/>
+              <w:ind w:start="204" w:hanging="204"/>
+            </w:pPr>
+            <w:r>
+              <w:rPr>
+                <w:rFonts w:ascii="Calibri" w:hAnsi="Calibri"/>
+                <w:b/>
+              </w:rPr>
+              <w:t xml:space="preserve">▪  </w:t>
+            </w:r>
+            <w:r>
+              <w:t xml:space="preserve">Excess extravasation can cause swelling and, rarely, </w:t>
+            </w:r>
+            <w:r>
+              <w:rPr>
+                <w:b/>
+              </w:rPr>
+              <w:t>compartment syndrome</w:t>
+            </w:r>
+            <w:r>
+              <w:t xml:space="preserve"> — monitor the volumes.</w:t>
+            </w:r>
+          </w:p>
+        </w:tc>
+      </w:tr>
+    </w:tbl>
+    <w:p>
+      <w:pPr>
+        <w:spacing w:before="0" w:after="140" w:line="240" w:lineRule="auto"/>
+      </w:pPr>
+    </w:p>
     <w:p>
       <w:pPr>
         <w:pStyle w:val="Heading3"/>

--- a/surgical-instrument-trays/notes_by_part/06_Orthopaedic_Trays.docx
+++ b/surgical-instrument-trays/notes_by_part/06_Orthopaedic_Trays.docx
@@ -2035,7 +2035,7 @@
               <w:jc w:val="left"/>
             </w:pPr>
             <w:r>
-              <w:t>Notes / rationale</w:t>
+              <w:t>Key feature / rationale</w:t>
             </w:r>
           </w:p>
         </w:tc>
@@ -2883,6 +2883,9 @@
               <w:pStyle w:val="TabCellSm"/>
               <w:jc w:val="left"/>
             </w:pPr>
+            <w:r>
+              <w:t>manual back-up for straight division of a long bone</w:t>
+            </w:r>
           </w:p>
         </w:tc>
       </w:tr>
@@ -3470,6 +3473,9 @@
               <w:pStyle w:val="TabCellSm"/>
               <w:jc w:val="left"/>
             </w:pPr>
+            <w:r>
+              <w:t>hold two fragments in reduction while a plate is applied</w:t>
+            </w:r>
           </w:p>
         </w:tc>
       </w:tr>
@@ -3711,6 +3717,9 @@
               <w:pStyle w:val="TabCellSm"/>
               <w:jc w:val="left"/>
             </w:pPr>
+            <w:r>
+              <w:t>matched to screw core diameter; a blunt bit burns bone</w:t>
+            </w:r>
           </w:p>
         </w:tc>
       </w:tr>
@@ -4063,6 +4072,9 @@
               <w:pStyle w:val="TabCellSm"/>
               <w:jc w:val="left"/>
             </w:pPr>
+            <w:r>
+              <w:t>self-retaining pattern stops the screw dropping into the wound</w:t>
+            </w:r>
           </w:p>
         </w:tc>
       </w:tr>
@@ -4934,6 +4946,9 @@
               <w:pStyle w:val="TabCellSm"/>
               <w:jc w:val="left"/>
             </w:pPr>
+            <w:r>
+              <w:t>fluoroscopy is used repeatedly; protection is mandatory</w:t>
+            </w:r>
           </w:p>
         </w:tc>
       </w:tr>
@@ -5215,6 +5230,9 @@
               <w:pStyle w:val="TabCellSm"/>
               <w:jc w:val="left"/>
             </w:pPr>
+            <w:r>
+              <w:t>bone bleeds after fixation, and a haematoma invites infection</w:t>
+            </w:r>
           </w:p>
         </w:tc>
       </w:tr>
@@ -6363,9 +6381,14 @@
       </w:r>
     </w:p>
     <w:p>
-      <w:r>
-        <w:br w:type="page"/>
-      </w:r>
+      <w:pPr>
+        <w:spacing w:before="300" w:after="60" w:line="240" w:lineRule="auto"/>
+        <w:keepLines/>
+        <w:keepNext/>
+        <w:pBdr>
+          <w:bottom w:val="single" w:sz="18" w:space="1" w:color="000000"/>
+        </w:pBdr>
+      </w:pPr>
     </w:p>
     <w:p>
       <w:bookmarkStart w:id="1057" w:name="tray_6_2"/>
@@ -6902,7 +6925,7 @@
               <w:jc w:val="left"/>
             </w:pPr>
             <w:r>
-              <w:t>Notes / rationale</w:t>
+              <w:t>Key feature / rationale</w:t>
             </w:r>
           </w:p>
         </w:tc>
@@ -7099,6 +7122,9 @@
               <w:pStyle w:val="TabCellSm"/>
               <w:jc w:val="left"/>
             </w:pPr>
+            <w:r>
+              <w:t>bevelled both sides; splits small cancellous bone</w:t>
+            </w:r>
           </w:p>
         </w:tc>
       </w:tr>
@@ -7167,6 +7193,9 @@
               <w:pStyle w:val="TabCellSm"/>
               <w:jc w:val="left"/>
             </w:pPr>
+            <w:r>
+              <w:t>bevelled one side; cuts a flat surface on a phalanx or metatarsal</w:t>
+            </w:r>
           </w:p>
         </w:tc>
       </w:tr>
@@ -7232,6 +7261,9 @@
               <w:pStyle w:val="TabCellSm"/>
               <w:jc w:val="left"/>
             </w:pPr>
+            <w:r>
+              <w:t>u-shaped trough for scooping small volumes of graft</w:t>
+            </w:r>
           </w:p>
         </w:tc>
       </w:tr>
@@ -7300,6 +7332,9 @@
               <w:pStyle w:val="TabCellSm"/>
               <w:jc w:val="left"/>
             </w:pPr>
+            <w:r>
+              <w:t>light controlled blows; a heavy mallet shatters small bones</w:t>
+            </w:r>
           </w:p>
         </w:tc>
       </w:tr>
@@ -7365,6 +7400,9 @@
               <w:pStyle w:val="TabCellSm"/>
               <w:jc w:val="left"/>
             </w:pPr>
+            <w:r>
+              <w:t>nibbles small bites of bone from an exostosis</w:t>
+            </w:r>
           </w:p>
         </w:tc>
       </w:tr>
@@ -7433,6 +7471,9 @@
               <w:pStyle w:val="TabCellSm"/>
               <w:jc w:val="left"/>
             </w:pPr>
+            <w:r>
+              <w:t>divides a phalanx or metatarsal cleanly</w:t>
+            </w:r>
           </w:p>
         </w:tc>
       </w:tr>
@@ -7498,6 +7539,9 @@
               <w:pStyle w:val="TabCellSm"/>
               <w:jc w:val="left"/>
             </w:pPr>
+            <w:r>
+              <w:t>scrapes out a cyst or granulation from a small bone</w:t>
+            </w:r>
           </w:p>
         </w:tc>
       </w:tr>
@@ -7566,6 +7610,9 @@
               <w:pStyle w:val="TabCellSm"/>
               <w:jc w:val="left"/>
             </w:pPr>
+            <w:r>
+              <w:t>smooths a cut edge so it cannot irritate tendon or skin</w:t>
+            </w:r>
           </w:p>
         </w:tc>
       </w:tr>
@@ -7631,6 +7678,9 @@
               <w:pStyle w:val="TabCellSm"/>
               <w:jc w:val="left"/>
             </w:pPr>
+            <w:r>
+              <w:t>precise osteotomy in hallux valgus correction</w:t>
+            </w:r>
           </w:p>
         </w:tc>
       </w:tr>
@@ -7699,6 +7749,9 @@
               <w:pStyle w:val="TabCellSm"/>
               <w:jc w:val="left"/>
             </w:pPr>
+            <w:r>
+              <w:t>grips a metacarpal or metatarsal shaft during fixation</w:t>
+            </w:r>
           </w:p>
         </w:tc>
       </w:tr>
@@ -7764,6 +7817,9 @@
               <w:pStyle w:val="TabCellSm"/>
               <w:jc w:val="left"/>
             </w:pPr>
+            <w:r>
+              <w:t>pointed tips hold small fragments reduced while a wire is passed</w:t>
+            </w:r>
           </w:p>
         </w:tc>
       </w:tr>
@@ -7832,6 +7888,9 @@
               <w:pStyle w:val="TabCellSm"/>
               <w:jc w:val="left"/>
             </w:pPr>
+            <w:r>
+              <w:t>lifts periosteum from a small bone without stripping it widely</w:t>
+            </w:r>
           </w:p>
         </w:tc>
       </w:tr>
@@ -7897,6 +7956,9 @@
               <w:pStyle w:val="TabCellSm"/>
               <w:jc w:val="left"/>
             </w:pPr>
+            <w:r>
+              <w:t>manipulates a small fragment into position</w:t>
+            </w:r>
           </w:p>
         </w:tc>
       </w:tr>
@@ -7993,6 +8055,9 @@
               <w:pStyle w:val="TabCellSm"/>
               <w:jc w:val="left"/>
             </w:pPr>
+            <w:r>
+              <w:t>fine teeth for skin of the hand and foot</w:t>
+            </w:r>
           </w:p>
         </w:tc>
       </w:tr>
@@ -8061,6 +8126,9 @@
               <w:pStyle w:val="TabCellSm"/>
               <w:jc w:val="left"/>
             </w:pPr>
+            <w:r>
+              <w:t>handles tendon, nerve and vessel atraumatically</w:t>
+            </w:r>
           </w:p>
         </w:tc>
       </w:tr>
@@ -8126,6 +8194,9 @@
               <w:pStyle w:val="TabCellSm"/>
               <w:jc w:val="left"/>
             </w:pPr>
+            <w:r>
+              <w:t>very fine division of tendon sheath and fascia</w:t>
+            </w:r>
           </w:p>
         </w:tc>
       </w:tr>
@@ -8194,6 +8265,9 @@
               <w:pStyle w:val="TabCellSm"/>
               <w:jc w:val="left"/>
             </w:pPr>
+            <w:r>
+              <w:t>blunt dissection along tendon and neurovascular planes</w:t>
+            </w:r>
           </w:p>
         </w:tc>
       </w:tr>
@@ -8259,6 +8333,9 @@
               <w:pStyle w:val="TabCellSm"/>
               <w:jc w:val="left"/>
             </w:pPr>
+            <w:r>
+              <w:t>the principal haemostat in hand and foot surgery</w:t>
+            </w:r>
           </w:p>
         </w:tc>
       </w:tr>
@@ -8327,6 +8404,9 @@
               <w:pStyle w:val="TabCellSm"/>
               <w:jc w:val="left"/>
             </w:pPr>
+            <w:r>
+              <w:t>atraumatic retraction of thin dorsal skin</w:t>
+            </w:r>
           </w:p>
         </w:tc>
       </w:tr>
@@ -8392,6 +8472,9 @@
               <w:pStyle w:val="TabCellSm"/>
               <w:jc w:val="left"/>
             </w:pPr>
+            <w:r>
+              <w:t>holds a short incision open, freeing the assistant</w:t>
+            </w:r>
           </w:p>
         </w:tc>
       </w:tr>
@@ -8460,6 +8543,9 @@
               <w:pStyle w:val="TabCellSm"/>
               <w:jc w:val="left"/>
             </w:pPr>
+            <w:r>
+              <w:t>hand-held retraction in a shallow field</w:t>
+            </w:r>
           </w:p>
         </w:tc>
       </w:tr>
@@ -8664,6 +8750,9 @@
               <w:pStyle w:val="TabCellSm"/>
               <w:jc w:val="left"/>
             </w:pPr>
+            <w:r>
+              <w:t>drives 4-0 to 6-0 needles for tendon and skin repair</w:t>
+            </w:r>
           </w:p>
         </w:tc>
       </w:tr>
@@ -8732,6 +8821,9 @@
               <w:pStyle w:val="TabCellSm"/>
               <w:jc w:val="left"/>
             </w:pPr>
+            <w:r>
+              <w:t>absorbable to deep layers, monofilament to skin</w:t>
+            </w:r>
           </w:p>
         </w:tc>
       </w:tr>
@@ -8967,6 +9059,9 @@
               <w:pStyle w:val="TabCellSm"/>
               <w:jc w:val="left"/>
             </w:pPr>
+            <w:r>
+              <w:t>drives K-wires and 1.5-2.7 mm screws</w:t>
+            </w:r>
           </w:p>
         </w:tc>
       </w:tr>
@@ -9035,6 +9130,9 @@
               <w:pStyle w:val="TabCellSm"/>
               <w:jc w:val="left"/>
             </w:pPr>
+            <w:r>
+              <w:t>measures a 10-14 mm hole and inserts the matching screw</w:t>
+            </w:r>
           </w:p>
         </w:tc>
       </w:tr>
@@ -9100,6 +9198,9 @@
               <w:pStyle w:val="TabCellSm"/>
               <w:jc w:val="left"/>
             </w:pPr>
+            <w:r>
+              <w:t>simple fixation where a plate would be too bulky</w:t>
+            </w:r>
           </w:p>
         </w:tc>
       </w:tr>
@@ -9168,6 +9269,9 @@
               <w:pStyle w:val="TabCellSm"/>
               <w:jc w:val="left"/>
             </w:pPr>
+            <w:r>
+              <w:t>fills a small defect where autograft is not justified</w:t>
+            </w:r>
           </w:p>
         </w:tc>
       </w:tr>
@@ -9341,6 +9445,9 @@
               <w:pStyle w:val="TabCellSm"/>
               <w:jc w:val="left"/>
             </w:pPr>
+            <w:r>
+              <w:t>empties the limb of blood before the tourniquet is inflated</w:t>
+            </w:r>
           </w:p>
         </w:tc>
       </w:tr>
@@ -9477,6 +9584,9 @@
               <w:pStyle w:val="TabCellSm"/>
               <w:jc w:val="left"/>
             </w:pPr>
+            <w:r>
+              <w:t>mini C-arm still emits radiation; aprons are worn</w:t>
+            </w:r>
           </w:p>
         </w:tc>
       </w:tr>
@@ -9542,6 +9652,9 @@
               <w:pStyle w:val="TabCellSm"/>
               <w:jc w:val="left"/>
             </w:pPr>
+            <w:r>
+              <w:t>stable supported surface at the correct working height</w:t>
+            </w:r>
           </w:p>
         </w:tc>
       </w:tr>
@@ -9610,6 +9723,9 @@
               <w:pStyle w:val="TabCellSm"/>
               <w:jc w:val="left"/>
             </w:pPr>
+            <w:r>
+              <w:t>small vented tip that will not draw in a digital nerve</w:t>
+            </w:r>
           </w:p>
         </w:tc>
       </w:tr>
@@ -9749,6 +9865,9 @@
               <w:pStyle w:val="TabCellSm"/>
               <w:jc w:val="left"/>
             </w:pPr>
+            <w:r>
+              <w:t>digital nerves and vessels are 1-2 mm across</w:t>
+            </w:r>
           </w:p>
         </w:tc>
       </w:tr>
@@ -9814,6 +9933,9 @@
               <w:pStyle w:val="TabCellSm"/>
               <w:jc w:val="left"/>
             </w:pPr>
+            <w:r>
+              <w:t>immobilises the repair immediately at the end of surgery</w:t>
+            </w:r>
           </w:p>
         </w:tc>
       </w:tr>
@@ -10091,9 +10213,14 @@
       </w:r>
     </w:p>
     <w:p>
-      <w:r>
-        <w:br w:type="page"/>
-      </w:r>
+      <w:pPr>
+        <w:spacing w:before="300" w:after="60" w:line="240" w:lineRule="auto"/>
+        <w:keepLines/>
+        <w:keepNext/>
+        <w:pBdr>
+          <w:bottom w:val="single" w:sz="18" w:space="1" w:color="000000"/>
+        </w:pBdr>
+      </w:pPr>
     </w:p>
     <w:p>
       <w:bookmarkStart w:id="1058" w:name="tray_6_3"/>
@@ -10629,7 +10756,7 @@
               <w:jc w:val="left"/>
             </w:pPr>
             <w:r>
-              <w:t>Notes / rationale</w:t>
+              <w:t>Key feature / rationale</w:t>
             </w:r>
           </w:p>
         </w:tc>
@@ -11048,6 +11175,9 @@
               <w:pStyle w:val="TabCellSm"/>
               <w:jc w:val="left"/>
             </w:pPr>
+            <w:r>
+              <w:t>supplementary hand-held retraction around the acetabulum</w:t>
+            </w:r>
           </w:p>
         </w:tc>
       </w:tr>
@@ -11783,6 +11913,9 @@
               <w:pStyle w:val="TabCellSm"/>
               <w:jc w:val="left"/>
             </w:pPr>
+            <w:r>
+              <w:t>seats the acetabular cup fully with controlled blows</w:t>
+            </w:r>
           </w:p>
         </w:tc>
       </w:tr>
@@ -11851,6 +11984,9 @@
               <w:pStyle w:val="TabCellSm"/>
               <w:jc w:val="left"/>
             </w:pPr>
+            <w:r>
+              <w:t>locks the bearing liner into the metal shell</w:t>
+            </w:r>
           </w:p>
         </w:tc>
       </w:tr>
@@ -12376,6 +12512,9 @@
               <w:pStyle w:val="TabCellSm"/>
               <w:jc w:val="left"/>
             </w:pPr>
+            <w:r>
+              <w:t>drives the femoral stem along the prepared canal axis</w:t>
+            </w:r>
           </w:p>
         </w:tc>
       </w:tr>
@@ -12444,6 +12583,9 @@
               <w:pStyle w:val="TabCellSm"/>
               <w:jc w:val="left"/>
             </w:pPr>
+            <w:r>
+              <w:t>seats the femoral head on the trunnion; the taper must be clean and dry</w:t>
+            </w:r>
           </w:p>
         </w:tc>
       </w:tr>
@@ -12509,6 +12651,9 @@
               <w:pStyle w:val="TabCellSm"/>
               <w:jc w:val="left"/>
             </w:pPr>
+            <w:r>
+              <w:t>levels the femoral neck cut so the stem collar sits flush</w:t>
+            </w:r>
           </w:p>
         </w:tc>
       </w:tr>
@@ -13201,6 +13346,9 @@
               <w:pStyle w:val="TabCellSm"/>
               <w:jc w:val="left"/>
             </w:pPr>
+            <w:r>
+              <w:t>periprosthetic infection is catastrophic; timing determines tissue levels</w:t>
+            </w:r>
           </w:p>
         </w:tc>
       </w:tr>
@@ -13266,6 +13414,9 @@
               <w:pStyle w:val="TabCellSm"/>
               <w:jc w:val="left"/>
             </w:pPr>
+            <w:r>
+              <w:t>cleans the bone bed of debris and marrow before cementing</w:t>
+            </w:r>
           </w:p>
         </w:tc>
       </w:tr>
@@ -13402,6 +13553,9 @@
               <w:pStyle w:val="TabCellSm"/>
               <w:jc w:val="left"/>
             </w:pPr>
+            <w:r>
+              <w:t>leg-length discrepancy is a common cause of dissatisfaction and litigation</w:t>
+            </w:r>
           </w:p>
         </w:tc>
       </w:tr>
@@ -13609,6 +13763,9 @@
               <w:pStyle w:val="TabCellSm"/>
               <w:jc w:val="left"/>
             </w:pPr>
+            <w:r>
+              <w:t>decompresses the deep dead space after arthroplasty</w:t>
+            </w:r>
           </w:p>
         </w:tc>
       </w:tr>
@@ -14368,9 +14525,14 @@
       </w:r>
     </w:p>
     <w:p>
-      <w:r>
-        <w:br w:type="page"/>
-      </w:r>
+      <w:pPr>
+        <w:spacing w:before="300" w:after="60" w:line="240" w:lineRule="auto"/>
+        <w:keepLines/>
+        <w:keepNext/>
+        <w:pBdr>
+          <w:bottom w:val="single" w:sz="18" w:space="1" w:color="000000"/>
+        </w:pBdr>
+      </w:pPr>
     </w:p>
     <w:p>
       <w:bookmarkStart w:id="1059" w:name="tray_6_4"/>
@@ -14925,7 +15087,7 @@
               <w:jc w:val="left"/>
             </w:pPr>
             <w:r>
-              <w:t>Notes / rationale</w:t>
+              <w:t>Key feature / rationale</w:t>
             </w:r>
           </w:p>
         </w:tc>
@@ -15347,6 +15509,9 @@
               <w:pStyle w:val="TabCellSm"/>
               <w:jc w:val="left"/>
             </w:pPr>
+            <w:r>
+              <w:t>cold light; the joint is otherwise completely dark</w:t>
+            </w:r>
           </w:p>
         </w:tc>
       </w:tr>
@@ -15415,6 +15580,9 @@
               <w:pStyle w:val="TabCellSm"/>
               <w:jc w:val="left"/>
             </w:pPr>
+            <w:r>
+              <w:t>white-balanced before insertion; the operation is done on the screen</w:t>
+            </w:r>
           </w:p>
         </w:tc>
       </w:tr>
@@ -15480,6 +15648,9 @@
               <w:pStyle w:val="TabCellSm"/>
               <w:jc w:val="left"/>
             </w:pPr>
+            <w:r>
+              <w:t>documents findings for the record and for the patient</w:t>
+            </w:r>
           </w:p>
         </w:tc>
       </w:tr>
@@ -15548,6 +15719,9 @@
               <w:pStyle w:val="TabCellSm"/>
               <w:jc w:val="left"/>
             </w:pPr>
+            <w:r>
+              <w:t>keeps the non-sterile camera and light cable out of the field</w:t>
+            </w:r>
           </w:p>
         </w:tc>
       </w:tr>
@@ -15613,6 +15787,9 @@
               <w:pStyle w:val="TabCellSm"/>
               <w:jc w:val="left"/>
             </w:pPr>
+            <w:r>
+              <w:t>a fogged lens stops the operation; warming prevents condensation</w:t>
+            </w:r>
           </w:p>
         </w:tc>
       </w:tr>
@@ -15795,6 +15972,9 @@
               <w:pStyle w:val="TabCellSm"/>
               <w:jc w:val="left"/>
             </w:pPr>
+            <w:r>
+              <w:t>separate circuits maintain distension and clear debris</w:t>
+            </w:r>
           </w:p>
         </w:tc>
       </w:tr>
@@ -15937,6 +16117,9 @@
               <w:pStyle w:val="TabCellSm"/>
               <w:jc w:val="left"/>
             </w:pPr>
+            <w:r>
+              <w:t>measured outflow, so fluid balance can be tracked</w:t>
+            </w:r>
           </w:p>
         </w:tc>
       </w:tr>
@@ -16243,6 +16426,9 @@
               <w:pStyle w:val="TabCellSm"/>
               <w:jc w:val="left"/>
             </w:pPr>
+            <w:r>
+              <w:t>blunt tip protects cartilage; distraction opens a tight joint</w:t>
+            </w:r>
           </w:p>
         </w:tc>
       </w:tr>
@@ -16694,6 +16880,9 @@
               <w:pStyle w:val="TabCellSm"/>
               <w:jc w:val="left"/>
             </w:pPr>
+            <w:r>
+              <w:t>divides a meniscal flap or adhesion under vision</w:t>
+            </w:r>
           </w:p>
         </w:tc>
       </w:tr>
@@ -16904,6 +17093,9 @@
               <w:pStyle w:val="TabCellSm"/>
               <w:jc w:val="left"/>
             </w:pPr>
+            <w:r>
+              <w:t>prepares a cartilage defect to a stable rim</w:t>
+            </w:r>
           </w:p>
         </w:tc>
       </w:tr>
@@ -17488,6 +17680,9 @@
               <w:pStyle w:val="TabCellSm"/>
               <w:jc w:val="left"/>
             </w:pPr>
+            <w:r>
+              <w:t>limits haemarthrosis and swelling after portal closure</w:t>
+            </w:r>
           </w:p>
         </w:tc>
       </w:tr>
@@ -17624,6 +17819,9 @@
               <w:pStyle w:val="TabCellSm"/>
               <w:jc w:val="left"/>
             </w:pPr>
+            <w:r>
+              <w:t>clears resected tissue and irrigation fluid quickly</w:t>
+            </w:r>
           </w:p>
         </w:tc>
       </w:tr>

--- a/surgical-instrument-trays/notes_by_part/06_Orthopaedic_Trays.docx
+++ b/surgical-instrument-trays/notes_by_part/06_Orthopaedic_Trays.docx
@@ -153,11 +153,11 @@
       </w:r>
     </w:p>
     <w:p>
-      <w:bookmarkStart w:id="1053" w:name="toc"/>
       <w:pPr>
         <w:pStyle w:val="TOCHead"/>
         <w:spacing w:before="80" w:after="40"/>
       </w:pPr>
+      <w:bookmarkStart w:id="1053" w:name="toc"/>
       <w:r>
         <w:t>Table of Contents</w:t>
       </w:r>
@@ -184,7 +184,7 @@
           <w:color w:val="444444"/>
           <w:sz w:val="17"/>
         </w:rPr>
-        <w:t>Page numbers are live fields. To fill them in: press Ctrl+A then F9 (Windows) or Cmd+A then Fn+F9 (Mac). Word will also offer to update them when the file opens.</w:t>
+        <w:t>The page numbers are live fields, shown as “—” until they are filled in.  **To update them: press Ctrl+A then F9** (on a Mac, Cmd+A then Fn+F9) — or right-click any number and choose “Update Field”. Word normally offers to do this when the file opens. Once updated, each number is also a link: Ctrl+click it to jump to that tray.</w:t>
       </w:r>
     </w:p>
     <w:tbl>
@@ -608,11 +608,11 @@
       </w:r>
     </w:p>
     <w:p>
-      <w:bookmarkStart w:id="1054" w:name="how_to_read"/>
       <w:pPr>
         <w:pStyle w:val="TOCHead"/>
         <w:spacing w:before="80" w:after="40"/>
       </w:pPr>
+      <w:bookmarkStart w:id="1054" w:name="how_to_read"/>
       <w:r>
         <w:t>How to Read These Notes</w:t>
       </w:r>
@@ -1360,12 +1360,12 @@
             </w:r>
           </w:p>
           <w:p>
-            <w:bookmarkStart w:id="1055" w:name="part_VI"/>
             <w:pPr>
               <w:pStyle w:val="Heading1"/>
               <w:jc w:val="left"/>
               <w:spacing w:before="0" w:after="0"/>
             </w:pPr>
+            <w:bookmarkStart w:id="1055" w:name="part_VI"/>
             <w:r>
               <w:rPr>
                 <w:rFonts w:ascii="Calibri" w:hAnsi="Calibri"/>
@@ -1445,7 +1445,6 @@
       </w:r>
     </w:p>
     <w:p>
-      <w:bookmarkStart w:id="1056" w:name="tray_6_1"/>
       <w:pPr>
         <w:pStyle w:val="Heading2"/>
         <w:spacing w:before="320" w:after="40"/>
@@ -1455,6 +1454,7 @@
           <w:bottom w:val="single" w:sz="12" w:space="3" w:color="000000"/>
         </w:pBdr>
       </w:pPr>
+      <w:bookmarkStart w:id="1056" w:name="tray_6_1"/>
       <w:r>
         <w:rPr>
           <w:rFonts w:ascii="Calibri" w:hAnsi="Calibri"/>
@@ -6391,7 +6391,6 @@
       </w:pPr>
     </w:p>
     <w:p>
-      <w:bookmarkStart w:id="1057" w:name="tray_6_2"/>
       <w:pPr>
         <w:pStyle w:val="Heading2"/>
         <w:spacing w:before="320" w:after="40"/>
@@ -6401,6 +6400,7 @@
           <w:bottom w:val="single" w:sz="12" w:space="3" w:color="000000"/>
         </w:pBdr>
       </w:pPr>
+      <w:bookmarkStart w:id="1057" w:name="tray_6_2"/>
       <w:r>
         <w:rPr>
           <w:rFonts w:ascii="Calibri" w:hAnsi="Calibri"/>
@@ -10223,7 +10223,6 @@
       </w:pPr>
     </w:p>
     <w:p>
-      <w:bookmarkStart w:id="1058" w:name="tray_6_3"/>
       <w:pPr>
         <w:pStyle w:val="Heading2"/>
         <w:spacing w:before="320" w:after="40"/>
@@ -10233,6 +10232,7 @@
           <w:bottom w:val="single" w:sz="12" w:space="3" w:color="000000"/>
         </w:pBdr>
       </w:pPr>
+      <w:bookmarkStart w:id="1058" w:name="tray_6_3"/>
       <w:r>
         <w:rPr>
           <w:rFonts w:ascii="Calibri" w:hAnsi="Calibri"/>
@@ -14535,7 +14535,6 @@
       </w:pPr>
     </w:p>
     <w:p>
-      <w:bookmarkStart w:id="1059" w:name="tray_6_4"/>
       <w:pPr>
         <w:pStyle w:val="Heading2"/>
         <w:spacing w:before="320" w:after="40"/>
@@ -14545,6 +14544,7 @@
           <w:bottom w:val="single" w:sz="12" w:space="3" w:color="000000"/>
         </w:pBdr>
       </w:pPr>
+      <w:bookmarkStart w:id="1059" w:name="tray_6_4"/>
       <w:r>
         <w:rPr>
           <w:rFonts w:ascii="Calibri" w:hAnsi="Calibri"/>

--- a/surgical-instrument-trays/notes_by_part/06_Orthopaedic_Trays.docx
+++ b/surgical-instrument-trays/notes_by_part/06_Orthopaedic_Trays.docx
@@ -1076,7 +1076,7 @@
               <w:rPr>
                 <w:sz w:val="19"/>
               </w:rPr>
-              <w:t>The specific facts most often awarded marks — learn these last, as revision.</w:t>
+              <w:t>The single most useful section for an MCQ paper: the specific, testable facts — named instruments, numbers, temperatures, sizes and the distinctions between similar items. Revise from these.</w:t>
             </w:r>
           </w:p>
         </w:tc>
@@ -1124,55 +1124,7 @@
               <w:rPr>
                 <w:sz w:val="19"/>
               </w:rPr>
-              <w:t>Errors that lose marks, marked with ✗.</w:t>
-            </w:r>
-          </w:p>
-        </w:tc>
-      </w:tr>
-      <w:tr>
-        <w:tc>
-          <w:tcPr>
-            <w:tcW w:type="dxa" w:w="2835"/>
-            <w:vAlign w:val="top"/>
-            <w:tcMar>
-              <w:top w:w="70" w:type="dxa"/>
-              <w:start w:w="0" w:type="dxa"/>
-              <w:bottom w:w="70" w:type="dxa"/>
-              <w:end w:w="110" w:type="dxa"/>
-            </w:tcMar>
-          </w:tcPr>
-          <w:p>
-            <w:pPr>
-              <w:pStyle w:val="TabHead"/>
-            </w:pPr>
-            <w:r>
-              <w:rPr>
-                <w:sz w:val="19"/>
-              </w:rPr>
-              <w:t>Likely examination questions</w:t>
-            </w:r>
-          </w:p>
-        </w:tc>
-        <w:tc>
-          <w:tcPr>
-            <w:tcW w:type="dxa" w:w="7965"/>
-            <w:vAlign w:val="top"/>
-            <w:tcMar>
-              <w:top w:w="70" w:type="dxa"/>
-              <w:start w:w="0" w:type="dxa"/>
-              <w:bottom w:w="70" w:type="dxa"/>
-              <w:end w:w="110" w:type="dxa"/>
-            </w:tcMar>
-          </w:tcPr>
-          <w:p>
-            <w:pPr>
-              <w:pStyle w:val="TabCell"/>
-            </w:pPr>
-            <w:r>
-              <w:rPr>
-                <w:sz w:val="19"/>
-              </w:rPr>
-              <w:t>Questions with model answers written at the length an examiner expects.</w:t>
+              <w:t>Errors that lose marks, marked with ✗ — most of them are the distractors an MCQ will offer you.</w:t>
             </w:r>
           </w:p>
         </w:tc>
@@ -6288,100 +6240,6 @@
     </w:p>
     <w:p>
       <w:pPr>
-        <w:pStyle w:val="Heading4"/>
-        <w:keepLines/>
-        <w:keepNext/>
-      </w:pPr>
-      <w:r>
-        <w:rPr>
-          <w:rFonts w:ascii="Calibri" w:hAnsi="Calibri"/>
-          <w:b/>
-        </w:rPr>
-        <w:t>Likely examination questions</w:t>
-      </w:r>
-    </w:p>
-    <w:p>
-      <w:pPr>
-        <w:spacing w:before="80" w:after="20"/>
-        <w:ind w:start="311" w:hanging="311"/>
-        <w:keepLines/>
-        <w:keepNext/>
-      </w:pPr>
-      <w:r>
-        <w:rPr>
-          <w:rFonts w:ascii="Calibri" w:hAnsi="Calibri"/>
-          <w:b/>
-          <w:sz w:val="19"/>
-        </w:rPr>
-        <w:t xml:space="preserve">Q1.  </w:t>
-      </w:r>
-      <w:r>
-        <w:rPr>
-          <w:b/>
-          <w:sz w:val="19"/>
-        </w:rPr>
-        <w:t>List the bone instruments in a basic orthopaedic tray and state the use of each.</w:t>
-      </w:r>
-    </w:p>
-    <w:p>
-      <w:pPr>
-        <w:pStyle w:val="QBank"/>
-        <w:spacing w:before="0" w:after="100"/>
-        <w:ind w:start="595" w:hanging="283"/>
-      </w:pPr>
-      <w:r>
-        <w:rPr>
-          <w:rFonts w:ascii="Calibri" w:hAnsi="Calibri"/>
-          <w:b/>
-        </w:rPr>
-        <w:t xml:space="preserve">A.  </w:t>
-      </w:r>
-      <w:r>
-        <w:t>Osteotomes (bevelled both sides — split and cut cancellous bone); chisels (bevelled one side — cut a flat surface); gouges (U-shaped trough — scoop cancellous graft); mallet (drives them); rongeurs (nibble bone in small bites); bone cutting forceps (divide small bones); bone curettes (scrape granulation and cancellous bone); rasp/file (smooth sharp edges); Gigli and oscillating power saws (divide bone); bone-holding forceps such as Lane and Lowman and pointed reduction forceps (grip and reduce fragments); periosteal elevators and bone levers; and the drilling and fixation group — power drill with bits, drill guide, depth gauge, tap, countersink, screwdrivers, plates, screws, K-wires and cerclage wire.</w:t>
-      </w:r>
-    </w:p>
-    <w:p>
-      <w:pPr>
-        <w:spacing w:before="80" w:after="20"/>
-        <w:ind w:start="311" w:hanging="311"/>
-        <w:keepLines/>
-        <w:keepNext/>
-      </w:pPr>
-      <w:r>
-        <w:rPr>
-          <w:rFonts w:ascii="Calibri" w:hAnsi="Calibri"/>
-          <w:b/>
-          <w:sz w:val="19"/>
-        </w:rPr>
-        <w:t xml:space="preserve">Q2.  </w:t>
-      </w:r>
-      <w:r>
-        <w:rPr>
-          <w:b/>
-          <w:sz w:val="19"/>
-        </w:rPr>
-        <w:t>Differentiate an osteotome, a chisel and a gouge.</w:t>
-      </w:r>
-    </w:p>
-    <w:p>
-      <w:pPr>
-        <w:pStyle w:val="QBank"/>
-        <w:spacing w:before="0" w:after="100"/>
-        <w:ind w:start="595" w:hanging="283"/>
-      </w:pPr>
-      <w:r>
-        <w:rPr>
-          <w:rFonts w:ascii="Calibri" w:hAnsi="Calibri"/>
-          <w:b/>
-        </w:rPr>
-        <w:t xml:space="preserve">A.  </w:t>
-      </w:r>
-      <w:r>
-        <w:t>An osteotome is bevelled on both faces and is used to split and cut cancellous bone along a line; a chisel is bevelled on one face only and cuts a flat surface or raises a cortical flake; a gouge has a U-shaped troughed blade and scoops out cancellous bone, chiefly for harvesting graft.</w:t>
-      </w:r>
-    </w:p>
-    <w:p>
-      <w:pPr>
         <w:spacing w:before="300" w:after="60" w:line="240" w:lineRule="auto"/>
         <w:keepLines/>
         <w:keepNext/>
@@ -10148,69 +10006,6 @@
       <w:pPr>
         <w:spacing w:before="0" w:after="140" w:line="240" w:lineRule="auto"/>
       </w:pPr>
-    </w:p>
-    <w:p>
-      <w:pPr>
-        <w:pStyle w:val="Heading4"/>
-        <w:keepLines/>
-        <w:keepNext/>
-      </w:pPr>
-      <w:r>
-        <w:rPr>
-          <w:rFonts w:ascii="Calibri" w:hAnsi="Calibri"/>
-          <w:b/>
-        </w:rPr>
-        <w:t>Likely examination questions</w:t>
-      </w:r>
-    </w:p>
-    <w:p>
-      <w:pPr>
-        <w:spacing w:before="80" w:after="20"/>
-        <w:ind w:start="311" w:hanging="311"/>
-        <w:keepLines/>
-        <w:keepNext/>
-      </w:pPr>
-      <w:r>
-        <w:rPr>
-          <w:rFonts w:ascii="Calibri" w:hAnsi="Calibri"/>
-          <w:b/>
-          <w:sz w:val="19"/>
-        </w:rPr>
-        <w:t xml:space="preserve">Q1.  </w:t>
-      </w:r>
-      <w:r>
-        <w:rPr>
-          <w:b/>
-          <w:sz w:val="19"/>
-        </w:rPr>
-        <w:t>How does a minor orthopaedic tray differ from a basic orthopaedic tray?</w:t>
-      </w:r>
-    </w:p>
-    <w:p>
-      <w:pPr>
-        <w:pStyle w:val="QBank"/>
-        <w:spacing w:before="0" w:after="100"/>
-        <w:ind w:start="595" w:hanging="283"/>
-      </w:pPr>
-      <w:r>
-        <w:rPr>
-          <w:rFonts w:ascii="Calibri" w:hAnsi="Calibri"/>
-          <w:b/>
-        </w:rPr>
-        <w:t xml:space="preserve">A.  </w:t>
-      </w:r>
-      <w:r>
-        <w:t xml:space="preserve">It contains the same categories of bone instrument — osteotomes, chisels, gouges, mallet, rongeurs, curettes, rasps, saws, bone-holding and reduction forceps and periosteal elevators — but in </w:t>
-      </w:r>
-      <w:r>
-        <w:rPr>
-          <w:b/>
-        </w:rPr>
-        <w:t>fine, short patterns</w:t>
-      </w:r>
-      <w:r>
-        <w:t xml:space="preserve"> suited to the small bones of the hand, wrist, foot and ankle. It adds fine soft-tissue instruments (Adson and Gillies forceps, iris and tenotomy scissors, skin hooks, nerve retractor and hook, tendon passer), mini-fragment fixation (K-wires, 1.5–2.7 mm plates and screws with a mini drill and depth gauge), an arm or ankle pneumatic tourniquet with an exsanguinating roll, a hand table, mini C-arm, fine suction, bipolar diathermy and magnification.</w:t>
-      </w:r>
     </w:p>
     <w:p>
       <w:pPr>
@@ -14393,136 +14188,6 @@
       <w:pPr>
         <w:spacing w:before="0" w:after="140" w:line="240" w:lineRule="auto"/>
       </w:pPr>
-    </w:p>
-    <w:p>
-      <w:pPr>
-        <w:pStyle w:val="Heading4"/>
-        <w:keepLines/>
-        <w:keepNext/>
-      </w:pPr>
-      <w:r>
-        <w:rPr>
-          <w:rFonts w:ascii="Calibri" w:hAnsi="Calibri"/>
-          <w:b/>
-        </w:rPr>
-        <w:t>Likely examination questions</w:t>
-      </w:r>
-    </w:p>
-    <w:p>
-      <w:pPr>
-        <w:spacing w:before="80" w:after="20"/>
-        <w:ind w:start="311" w:hanging="311"/>
-        <w:keepLines/>
-        <w:keepNext/>
-      </w:pPr>
-      <w:r>
-        <w:rPr>
-          <w:rFonts w:ascii="Calibri" w:hAnsi="Calibri"/>
-          <w:b/>
-          <w:sz w:val="19"/>
-        </w:rPr>
-        <w:t xml:space="preserve">Q1.  </w:t>
-      </w:r>
-      <w:r>
-        <w:rPr>
-          <w:b/>
-          <w:sz w:val="19"/>
-        </w:rPr>
-        <w:t>Describe the tray for a total hip replacement.</w:t>
-      </w:r>
-    </w:p>
-    <w:p>
-      <w:pPr>
-        <w:pStyle w:val="QBank"/>
-        <w:spacing w:before="0" w:after="100"/>
-        <w:ind w:start="595" w:hanging="283"/>
-      </w:pPr>
-      <w:r>
-        <w:rPr>
-          <w:rFonts w:ascii="Calibri" w:hAnsi="Calibri"/>
-          <w:b/>
-        </w:rPr>
-        <w:t xml:space="preserve">A.  </w:t>
-      </w:r>
-      <w:r>
-        <w:t xml:space="preserve">A basic orthopaedic and major tray plus four systems. </w:t>
-      </w:r>
-      <w:r>
-        <w:rPr>
-          <w:b/>
-        </w:rPr>
-        <w:t>Exposure</w:t>
-      </w:r>
-      <w:r>
-        <w:t xml:space="preserve">: Hohmann retractors, Charnley/Cobra self-retaining hip retractor, deep hand-held retractors, bone hook, femoral head corkscrew extractor, large osteotomes and periosteal elevators, neck osteotomy guide and oscillating saw. </w:t>
-      </w:r>
-      <w:r>
-        <w:rPr>
-          <w:b/>
-        </w:rPr>
-        <w:t>Acetabulum</w:t>
-      </w:r>
-      <w:r>
-        <w:t xml:space="preserve">: graded hemispherical reamers, rim rongeur and curettes, trial cups and sizers, cup positioner with alignment guide, impactors, liner inserter and acetabular screws. </w:t>
-      </w:r>
-      <w:r>
-        <w:rPr>
-          <w:b/>
-        </w:rPr>
-        <w:t>Femur</w:t>
-      </w:r>
-      <w:r>
-        <w:t xml:space="preserve">: canal finder and reamers, graded broaches/rasps, canal brush and cement restrictor, trial stems, heads and neck lengths, stem inserter, impactors, calcar planer and extractors. </w:t>
-      </w:r>
-      <w:r>
-        <w:rPr>
-          <w:b/>
-        </w:rPr>
-        <w:t>Implant and fixation</w:t>
-      </w:r>
-      <w:r>
-        <w:t>: the full range of cups, liners, stems and heads checked in advance, bone cement with vacuum mixer and gun, graft and trochanteric wires. Plus laminar-flow asepsis with hood suits, antibiotic prophylaxis, pulsatile lavage, image intensifier, leg-length callipers, wide-bore suction, cross-matched blood and cell saver, drain and abduction pillow.</w:t>
-      </w:r>
-    </w:p>
-    <w:p>
-      <w:pPr>
-        <w:spacing w:before="80" w:after="20"/>
-        <w:ind w:start="311" w:hanging="311"/>
-        <w:keepLines/>
-        <w:keepNext/>
-      </w:pPr>
-      <w:r>
-        <w:rPr>
-          <w:rFonts w:ascii="Calibri" w:hAnsi="Calibri"/>
-          <w:b/>
-          <w:sz w:val="19"/>
-        </w:rPr>
-        <w:t xml:space="preserve">Q2.  </w:t>
-      </w:r>
-      <w:r>
-        <w:rPr>
-          <w:b/>
-          <w:sz w:val="19"/>
-        </w:rPr>
-        <w:t>What is trial reduction and why does it require a separate set of components?</w:t>
-      </w:r>
-    </w:p>
-    <w:p>
-      <w:pPr>
-        <w:pStyle w:val="QBank"/>
-        <w:spacing w:before="0" w:after="100"/>
-        <w:ind w:start="595" w:hanging="283"/>
-      </w:pPr>
-      <w:r>
-        <w:rPr>
-          <w:rFonts w:ascii="Calibri" w:hAnsi="Calibri"/>
-          <w:b/>
-        </w:rPr>
-        <w:t xml:space="preserve">A.  </w:t>
-      </w:r>
-      <w:r>
-        <w:t>Trial components — a trial stem, head, neck length and cup or liner — are assembled and the hip reduced before the definitive implants are inserted, to verify leg length, femoral offset, range of movement and stability. A separate complete set of trials in every size is therefore required, so the fit can be optimised and the correct definitive implant selected without compromising a sterile implant.</w:t>
-      </w:r>
     </w:p>
     <w:p>
       <w:pPr>
@@ -18711,109 +18376,6 @@
       <w:pPr>
         <w:spacing w:before="0" w:after="140" w:line="240" w:lineRule="auto"/>
       </w:pPr>
-    </w:p>
-    <w:p>
-      <w:pPr>
-        <w:pStyle w:val="Heading4"/>
-        <w:keepLines/>
-        <w:keepNext/>
-      </w:pPr>
-      <w:r>
-        <w:rPr>
-          <w:rFonts w:ascii="Calibri" w:hAnsi="Calibri"/>
-          <w:b/>
-        </w:rPr>
-        <w:t>Likely examination questions</w:t>
-      </w:r>
-    </w:p>
-    <w:p>
-      <w:pPr>
-        <w:spacing w:before="80" w:after="20"/>
-        <w:ind w:start="311" w:hanging="311"/>
-        <w:keepLines/>
-        <w:keepNext/>
-      </w:pPr>
-      <w:r>
-        <w:rPr>
-          <w:rFonts w:ascii="Calibri" w:hAnsi="Calibri"/>
-          <w:b/>
-          <w:sz w:val="19"/>
-        </w:rPr>
-        <w:t xml:space="preserve">Q1.  </w:t>
-      </w:r>
-      <w:r>
-        <w:rPr>
-          <w:b/>
-          <w:sz w:val="19"/>
-        </w:rPr>
-        <w:t>List the contents of a knee arthroscopy tray.</w:t>
-      </w:r>
-    </w:p>
-    <w:p>
-      <w:pPr>
-        <w:pStyle w:val="QBank"/>
-        <w:spacing w:before="0" w:after="100"/>
-        <w:ind w:start="595" w:hanging="283"/>
-      </w:pPr>
-      <w:r>
-        <w:rPr>
-          <w:rFonts w:ascii="Calibri" w:hAnsi="Calibri"/>
-          <w:b/>
-        </w:rPr>
-        <w:t xml:space="preserve">A.  </w:t>
-      </w:r>
-      <w:r>
-        <w:t xml:space="preserve">A minor tray for portals plus: a 4 mm 30° arthroscope (2.7 mm for ankle, 70° available) with sheath and </w:t>
-      </w:r>
-      <w:r>
-        <w:rPr>
-          <w:b/>
-        </w:rPr>
-        <w:t>blunt</w:t>
-      </w:r>
-      <w:r>
-        <w:t xml:space="preserve"> obturator, light cable and source, camera, monitor and recorder with anti-fog; an irrigation system — fluid pump or gravity set with warm saline, inflow and outflow cannulae and several litres of fluid with balance monitoring; portal instruments — No.11 blade, cannulae with obturators, switching stick, leg holder or lateral post and an ankle distractor; hand instruments — probe/hook, punch and basket forceps, graspers, scissors, curettes and rasps, motorised shaver and burr, radiofrequency probe, microfracture awls, meniscal repair set and an ACL reconstruction set with guides, reamers and fixation; plus tourniquet, image intensifier, local anaesthetic with adrenaline, portal closure materials, compressive dressing, specimen containers and an open orthopaedic tray for conversion.</w:t>
-      </w:r>
-    </w:p>
-    <w:p>
-      <w:pPr>
-        <w:spacing w:before="80" w:after="20"/>
-        <w:ind w:start="311" w:hanging="311"/>
-        <w:keepLines/>
-        <w:keepNext/>
-      </w:pPr>
-      <w:r>
-        <w:rPr>
-          <w:rFonts w:ascii="Calibri" w:hAnsi="Calibri"/>
-          <w:b/>
-          <w:sz w:val="19"/>
-        </w:rPr>
-        <w:t xml:space="preserve">Q2.  </w:t>
-      </w:r>
-      <w:r>
-        <w:rPr>
-          <w:b/>
-          <w:sz w:val="19"/>
-        </w:rPr>
-        <w:t>Why is the arthroscope introduced with a blunt obturator?</w:t>
-      </w:r>
-    </w:p>
-    <w:p>
-      <w:pPr>
-        <w:pStyle w:val="QBank"/>
-        <w:spacing w:before="0" w:after="100"/>
-        <w:ind w:start="595" w:hanging="283"/>
-      </w:pPr>
-      <w:r>
-        <w:rPr>
-          <w:rFonts w:ascii="Calibri" w:hAnsi="Calibri"/>
-          <w:b/>
-        </w:rPr>
-        <w:t xml:space="preserve">A.  </w:t>
-      </w:r>
-      <w:r>
-        <w:t>A sharp trocar would scuff or gouge the articular cartilage on entry, causing permanent iatrogenic chondral damage. A blunt obturator pushes the capsule and synovium aside without cutting the joint surface.</w:t>
-      </w:r>
     </w:p>
     <w:sectPr>
       <w:headerReference w:type="default" r:id="rId9"/>
